--- a/Documentos/Documento - Projeto de Extensão - COM Empresa - 2026_1.docx
+++ b/Documentos/Documento - Projeto de Extensão - COM Empresa - 2026_1.docx
@@ -1,6 +1,6 @@
 
 <file path=word/document.xml><?xml version="1.0" encoding="utf-8"?>
-<w:document xmlns:wpc="http://schemas.microsoft.com/office/word/2010/wordprocessingCanvas" xmlns:cx="http://schemas.microsoft.com/office/drawing/2014/chartex" xmlns:cx1="http://schemas.microsoft.com/office/drawing/2015/9/8/chartex" xmlns:cx2="http://schemas.microsoft.com/office/drawing/2015/10/21/chartex" xmlns:cx3="http://schemas.microsoft.com/office/drawing/2016/5/9/chartex" xmlns:cx4="http://schemas.microsoft.com/office/drawing/2016/5/10/chartex" xmlns:cx5="http://schemas.microsoft.com/office/drawing/2016/5/11/chartex" xmlns:cx6="http://schemas.microsoft.com/office/drawing/2016/5/12/chartex" xmlns:cx7="http://schemas.microsoft.com/office/drawing/2016/5/13/chartex" xmlns:cx8="http://schemas.microsoft.com/office/drawing/2016/5/14/chartex" xmlns:mc="http://schemas.openxmlformats.org/markup-compatibility/2006" xmlns:aink="http://schemas.microsoft.com/office/drawing/2016/ink" xmlns:am3d="http://schemas.microsoft.com/office/drawing/2017/model3d" xmlns:o="urn:schemas-microsoft-com:office:office" xmlns:oel="http://schemas.microsoft.com/office/2019/extlst" xmlns:r="http://schemas.openxmlformats.org/officeDocument/2006/relationships" xmlns:m="http://schemas.openxmlformats.org/officeDocument/2006/math" xmlns:v="urn:schemas-microsoft-com:vml" xmlns:wp14="http://schemas.microsoft.com/office/word/2010/wordprocessingDrawing" xmlns:wp="http://schemas.openxmlformats.org/drawingml/2006/wordprocessingDrawing" xmlns:w10="urn:schemas-microsoft-com:office:word" xmlns:w="http://schemas.openxmlformats.org/wordprocessingml/2006/main" xmlns:w14="http://schemas.microsoft.com/office/word/2010/wordml" xmlns:w15="http://schemas.microsoft.com/office/word/2012/wordml" xmlns:w16cex="http://schemas.microsoft.com/office/word/2018/wordml/cex" xmlns:w16cid="http://schemas.microsoft.com/office/word/2016/wordml/cid" xmlns:w16="http://schemas.microsoft.com/office/word/2018/wordml" xmlns:w16du="http://schemas.microsoft.com/office/word/2023/wordml/word16du" xmlns:w16sdtdh="http://schemas.microsoft.com/office/word/2020/wordml/sdtdatahash" xmlns:w16sdtfl="http://schemas.microsoft.com/office/word/2024/wordml/sdtformatlock" xmlns:w16se="http://schemas.microsoft.com/office/word/2015/wordml/symex" xmlns:wpg="http://schemas.microsoft.com/office/word/2010/wordprocessingGroup" xmlns:wpi="http://schemas.microsoft.com/office/word/2010/wordprocessingInk" xmlns:wne="http://schemas.microsoft.com/office/word/2006/wordml" xmlns:wps="http://schemas.microsoft.com/office/word/2010/wordprocessingShape" mc:Ignorable="w14 w15 w16se w16cid w16 w16cex w16sdtdh w16sdtfl w16du wp14">
+<w:document xmlns:wpc="http://schemas.microsoft.com/office/word/2010/wordprocessingCanvas" xmlns:cx="http://schemas.microsoft.com/office/drawing/2014/chartex" xmlns:cx1="http://schemas.microsoft.com/office/drawing/2015/9/8/chartex" xmlns:cx2="http://schemas.microsoft.com/office/drawing/2015/10/21/chartex" xmlns:cx3="http://schemas.microsoft.com/office/drawing/2016/5/9/chartex" xmlns:cx4="http://schemas.microsoft.com/office/drawing/2016/5/10/chartex" xmlns:cx5="http://schemas.microsoft.com/office/drawing/2016/5/11/chartex" xmlns:cx6="http://schemas.microsoft.com/office/drawing/2016/5/12/chartex" xmlns:cx7="http://schemas.microsoft.com/office/drawing/2016/5/13/chartex" xmlns:cx8="http://schemas.microsoft.com/office/drawing/2016/5/14/chartex" xmlns:mc="http://schemas.openxmlformats.org/markup-compatibility/2006" xmlns:aink="http://schemas.microsoft.com/office/drawing/2016/ink" xmlns:am3d="http://schemas.microsoft.com/office/drawing/2017/model3d" xmlns:o="urn:schemas-microsoft-com:office:office" xmlns:r="http://schemas.openxmlformats.org/officeDocument/2006/relationships" xmlns:m="http://schemas.openxmlformats.org/officeDocument/2006/math" xmlns:v="urn:schemas-microsoft-com:vml" xmlns:wp14="http://schemas.microsoft.com/office/word/2010/wordprocessingDrawing" xmlns:wp="http://schemas.openxmlformats.org/drawingml/2006/wordprocessingDrawing" xmlns:w10="urn:schemas-microsoft-com:office:word" xmlns:w="http://schemas.openxmlformats.org/wordprocessingml/2006/main" xmlns:w14="http://schemas.microsoft.com/office/word/2010/wordml" xmlns:w15="http://schemas.microsoft.com/office/word/2012/wordml" xmlns:w16cid="http://schemas.microsoft.com/office/word/2016/wordml/cid" xmlns:w16se="http://schemas.microsoft.com/office/word/2015/wordml/symex" xmlns:wpg="http://schemas.microsoft.com/office/word/2010/wordprocessingGroup" xmlns:wpi="http://schemas.microsoft.com/office/word/2010/wordprocessingInk" xmlns:wne="http://schemas.microsoft.com/office/word/2006/wordml" xmlns:wps="http://schemas.microsoft.com/office/word/2010/wordprocessingShape" mc:Ignorable="w14 w15 w16se w16cid wp14">
   <w:body>
     <w:p>
       <w:pPr>
@@ -135,7 +135,6 @@
             <w:pPr>
               <w:rPr>
                 <w:rFonts w:ascii="Arial" w:eastAsia="Arial" w:hAnsi="Arial" w:cs="Arial"/>
-                <w:color w:val="0C3512" w:themeColor="accent3" w:themeShade="80"/>
                 <w:sz w:val="20"/>
                 <w:szCs w:val="20"/>
               </w:rPr>
@@ -168,7 +167,6 @@
         <w:jc w:val="both"/>
         <w:rPr>
           <w:rFonts w:ascii="Arial" w:eastAsia="Arial" w:hAnsi="Arial" w:cs="Arial"/>
-          <w:color w:val="FF3333"/>
           <w:sz w:val="20"/>
           <w:szCs w:val="20"/>
         </w:rPr>
@@ -209,7 +207,6 @@
         <w:rPr>
           <w:rFonts w:ascii="Arial" w:eastAsia="Arial" w:hAnsi="Arial" w:cs="Arial"/>
           <w:b/>
-          <w:color w:val="0C3512" w:themeColor="accent3" w:themeShade="80"/>
           <w:sz w:val="20"/>
           <w:szCs w:val="20"/>
         </w:rPr>
@@ -218,7 +215,6 @@
         <w:rPr>
           <w:rFonts w:ascii="Arial" w:eastAsia="Arial" w:hAnsi="Arial" w:cs="Arial"/>
           <w:b/>
-          <w:color w:val="0C3512" w:themeColor="accent3" w:themeShade="80"/>
           <w:sz w:val="16"/>
           <w:szCs w:val="16"/>
         </w:rPr>
@@ -373,8 +369,21 @@
                 <w:sz w:val="20"/>
                 <w:szCs w:val="20"/>
               </w:rPr>
-              <w:t>Matheus Morais Zimmer</w:t>
-            </w:r>
+              <w:t xml:space="preserve">Matheus Morais </w:t>
+            </w:r>
+            <w:proofErr w:type="spellStart"/>
+            <w:r>
+              <w:rPr>
+                <w:rFonts w:ascii="Arial" w:eastAsia="Arial" w:hAnsi="Arial" w:cs="Arial"/>
+                <w:b/>
+                <w:sz w:val="20"/>
+                <w:szCs w:val="20"/>
+              </w:rPr>
+              <w:t>Zimmer</w:t>
+            </w:r>
+            <w:bookmarkStart w:id="0" w:name="_GoBack"/>
+            <w:bookmarkEnd w:id="0"/>
+            <w:proofErr w:type="spellEnd"/>
           </w:p>
         </w:tc>
         <w:tc>
@@ -505,7 +514,6 @@
         <w:rPr>
           <w:rFonts w:ascii="Arial" w:eastAsia="Arial" w:hAnsi="Arial" w:cs="Arial"/>
           <w:b/>
-          <w:color w:val="000000"/>
           <w:sz w:val="20"/>
           <w:szCs w:val="20"/>
         </w:rPr>
@@ -525,7 +533,6 @@
         <w:rPr>
           <w:rFonts w:ascii="Arial" w:eastAsia="Arial" w:hAnsi="Arial" w:cs="Arial"/>
           <w:b/>
-          <w:color w:val="000000"/>
           <w:sz w:val="20"/>
           <w:szCs w:val="20"/>
         </w:rPr>
@@ -534,7 +541,6 @@
         <w:rPr>
           <w:rFonts w:ascii="Arial" w:eastAsia="Arial" w:hAnsi="Arial" w:cs="Arial"/>
           <w:b/>
-          <w:color w:val="000000"/>
           <w:sz w:val="20"/>
           <w:szCs w:val="20"/>
         </w:rPr>
@@ -577,7 +583,6 @@
               <w:rPr>
                 <w:rFonts w:ascii="Arial" w:eastAsia="Arial" w:hAnsi="Arial" w:cs="Arial"/>
                 <w:b/>
-                <w:color w:val="000000"/>
                 <w:sz w:val="20"/>
                 <w:szCs w:val="20"/>
               </w:rPr>
@@ -586,7 +591,6 @@
               <w:rPr>
                 <w:rFonts w:ascii="Arial" w:eastAsia="Arial" w:hAnsi="Arial" w:cs="Arial"/>
                 <w:b/>
-                <w:color w:val="000000"/>
                 <w:sz w:val="20"/>
                 <w:szCs w:val="20"/>
               </w:rPr>
@@ -597,7 +601,6 @@
               <w:rPr>
                 <w:rFonts w:ascii="Arial" w:eastAsia="Arial" w:hAnsi="Arial" w:cs="Arial"/>
                 <w:b/>
-                <w:color w:val="000000"/>
                 <w:sz w:val="20"/>
                 <w:szCs w:val="20"/>
               </w:rPr>
@@ -608,147 +611,70 @@
               <w:rPr>
                 <w:rFonts w:ascii="Arial" w:eastAsia="Arial" w:hAnsi="Arial" w:cs="Arial"/>
                 <w:b/>
-                <w:color w:val="000000"/>
-                <w:sz w:val="20"/>
-                <w:szCs w:val="20"/>
-              </w:rPr>
-              <w:t xml:space="preserve"> Martins</w:t>
-            </w:r>
+                <w:sz w:val="20"/>
+                <w:szCs w:val="20"/>
+              </w:rPr>
+              <w:t xml:space="preserve"> Martins, Victor Bruno Alexander Rosetti de </w:t>
+            </w:r>
+            <w:proofErr w:type="spellStart"/>
             <w:r>
               <w:rPr>
                 <w:rFonts w:ascii="Arial" w:eastAsia="Arial" w:hAnsi="Arial" w:cs="Arial"/>
                 <w:b/>
-                <w:color w:val="000000"/>
+                <w:sz w:val="20"/>
+                <w:szCs w:val="20"/>
+              </w:rPr>
+              <w:t>Quiroz</w:t>
+            </w:r>
+            <w:proofErr w:type="spellEnd"/>
+            <w:r>
+              <w:rPr>
+                <w:rFonts w:ascii="Arial" w:eastAsia="Arial" w:hAnsi="Arial" w:cs="Arial"/>
+                <w:b/>
+                <w:sz w:val="20"/>
+                <w:szCs w:val="20"/>
+              </w:rPr>
+              <w:t xml:space="preserve">, Edson Ricardo Barbeiro, Lucy Mari </w:t>
+            </w:r>
+            <w:proofErr w:type="spellStart"/>
+            <w:r>
+              <w:rPr>
+                <w:rFonts w:ascii="Arial" w:eastAsia="Arial" w:hAnsi="Arial" w:cs="Arial"/>
+                <w:b/>
+                <w:sz w:val="20"/>
+                <w:szCs w:val="20"/>
+              </w:rPr>
+              <w:t>Tabuti</w:t>
+            </w:r>
+            <w:proofErr w:type="spellEnd"/>
+            <w:r>
+              <w:rPr>
+                <w:rFonts w:ascii="Arial" w:eastAsia="Arial" w:hAnsi="Arial" w:cs="Arial"/>
+                <w:b/>
                 <w:sz w:val="20"/>
                 <w:szCs w:val="20"/>
               </w:rPr>
               <w:t xml:space="preserve">, </w:t>
             </w:r>
+            <w:proofErr w:type="spellStart"/>
             <w:r>
               <w:rPr>
                 <w:rFonts w:ascii="Arial" w:eastAsia="Arial" w:hAnsi="Arial" w:cs="Arial"/>
                 <w:b/>
-                <w:color w:val="000000"/>
-                <w:sz w:val="20"/>
-                <w:szCs w:val="20"/>
-              </w:rPr>
-              <w:t xml:space="preserve">Victor Bruno Alexander Rosetti de </w:t>
-            </w:r>
-            <w:proofErr w:type="spellStart"/>
+                <w:sz w:val="20"/>
+                <w:szCs w:val="20"/>
+              </w:rPr>
+              <w:t>Rodnil</w:t>
+            </w:r>
+            <w:proofErr w:type="spellEnd"/>
             <w:r>
               <w:rPr>
                 <w:rFonts w:ascii="Arial" w:eastAsia="Arial" w:hAnsi="Arial" w:cs="Arial"/>
                 <w:b/>
-                <w:color w:val="000000"/>
-                <w:sz w:val="20"/>
-                <w:szCs w:val="20"/>
-              </w:rPr>
-              <w:t>Quiroz</w:t>
-            </w:r>
-            <w:proofErr w:type="spellEnd"/>
-            <w:r>
-              <w:rPr>
-                <w:rFonts w:ascii="Arial" w:eastAsia="Arial" w:hAnsi="Arial" w:cs="Arial"/>
-                <w:b/>
-                <w:color w:val="000000"/>
-                <w:sz w:val="20"/>
-                <w:szCs w:val="20"/>
-              </w:rPr>
-              <w:t xml:space="preserve">, </w:t>
-            </w:r>
-            <w:r>
-              <w:rPr>
-                <w:rFonts w:ascii="Arial" w:eastAsia="Arial" w:hAnsi="Arial" w:cs="Arial"/>
-                <w:b/>
-                <w:color w:val="000000"/>
-                <w:sz w:val="20"/>
-                <w:szCs w:val="20"/>
-              </w:rPr>
-              <w:t>Edson Ricardo Barbeiro,</w:t>
-            </w:r>
-            <w:r>
-              <w:rPr>
-                <w:rFonts w:ascii="Arial" w:eastAsia="Arial" w:hAnsi="Arial" w:cs="Arial"/>
-                <w:b/>
-                <w:color w:val="000000"/>
-                <w:sz w:val="20"/>
-                <w:szCs w:val="20"/>
-              </w:rPr>
-              <w:t xml:space="preserve"> </w:t>
-            </w:r>
-            <w:r>
-              <w:rPr>
-                <w:rFonts w:ascii="Arial" w:eastAsia="Arial" w:hAnsi="Arial" w:cs="Arial"/>
-                <w:b/>
-                <w:color w:val="000000"/>
-                <w:sz w:val="20"/>
-                <w:szCs w:val="20"/>
-              </w:rPr>
-              <w:t xml:space="preserve">Lucy Mari </w:t>
-            </w:r>
-            <w:proofErr w:type="spellStart"/>
-            <w:r>
-              <w:rPr>
-                <w:rFonts w:ascii="Arial" w:eastAsia="Arial" w:hAnsi="Arial" w:cs="Arial"/>
-                <w:b/>
-                <w:color w:val="000000"/>
-                <w:sz w:val="20"/>
-                <w:szCs w:val="20"/>
-              </w:rPr>
-              <w:t>Tabuti</w:t>
-            </w:r>
-            <w:proofErr w:type="spellEnd"/>
-            <w:r>
-              <w:rPr>
-                <w:rFonts w:ascii="Arial" w:eastAsia="Arial" w:hAnsi="Arial" w:cs="Arial"/>
-                <w:b/>
-                <w:color w:val="000000"/>
-                <w:sz w:val="20"/>
-                <w:szCs w:val="20"/>
-              </w:rPr>
-              <w:t>,</w:t>
-            </w:r>
-            <w:r>
-              <w:rPr>
-                <w:rFonts w:ascii="Arial" w:eastAsia="Arial" w:hAnsi="Arial" w:cs="Arial"/>
-                <w:b/>
-                <w:color w:val="000000"/>
-                <w:sz w:val="20"/>
-                <w:szCs w:val="20"/>
-              </w:rPr>
-              <w:t xml:space="preserve"> </w:t>
-            </w:r>
-            <w:proofErr w:type="spellStart"/>
-            <w:r>
-              <w:rPr>
-                <w:rFonts w:ascii="Arial" w:eastAsia="Arial" w:hAnsi="Arial" w:cs="Arial"/>
-                <w:b/>
-                <w:color w:val="000000"/>
-                <w:sz w:val="20"/>
-                <w:szCs w:val="20"/>
-              </w:rPr>
-              <w:t>Rodnil</w:t>
-            </w:r>
-            <w:proofErr w:type="spellEnd"/>
-            <w:r>
-              <w:rPr>
-                <w:rFonts w:ascii="Arial" w:eastAsia="Arial" w:hAnsi="Arial" w:cs="Arial"/>
-                <w:b/>
-                <w:color w:val="000000"/>
-                <w:sz w:val="20"/>
-                <w:szCs w:val="20"/>
-              </w:rPr>
-              <w:t xml:space="preserve"> da Silva Moreira Lisboa</w:t>
-            </w:r>
-            <w:r>
-              <w:rPr>
-                <w:rFonts w:ascii="Arial" w:eastAsia="Arial" w:hAnsi="Arial" w:cs="Arial"/>
-                <w:b/>
-                <w:color w:val="000000"/>
-                <w:sz w:val="20"/>
-                <w:szCs w:val="20"/>
-              </w:rPr>
-              <w:t>.</w:t>
+                <w:sz w:val="20"/>
+                <w:szCs w:val="20"/>
+              </w:rPr>
+              <w:t xml:space="preserve"> da Silva Moreira Lisboa.</w:t>
             </w:r>
           </w:p>
         </w:tc>
@@ -768,7 +694,6 @@
         <w:rPr>
           <w:rFonts w:ascii="Arial" w:eastAsia="Arial" w:hAnsi="Arial" w:cs="Arial"/>
           <w:b/>
-          <w:color w:val="000000"/>
           <w:sz w:val="20"/>
           <w:szCs w:val="20"/>
         </w:rPr>
@@ -788,7 +713,6 @@
         <w:rPr>
           <w:rFonts w:ascii="Arial" w:eastAsia="Arial" w:hAnsi="Arial" w:cs="Arial"/>
           <w:b/>
-          <w:color w:val="000000"/>
           <w:sz w:val="20"/>
           <w:szCs w:val="20"/>
         </w:rPr>
@@ -797,7 +721,6 @@
         <w:rPr>
           <w:rFonts w:ascii="Arial" w:eastAsia="Arial" w:hAnsi="Arial" w:cs="Arial"/>
           <w:b/>
-          <w:color w:val="000000"/>
           <w:sz w:val="20"/>
           <w:szCs w:val="20"/>
         </w:rPr>
@@ -840,15 +763,13 @@
               <w:rPr>
                 <w:rFonts w:ascii="Arial" w:eastAsia="Arial" w:hAnsi="Arial" w:cs="Arial"/>
                 <w:b/>
-                <w:color w:val="000000"/>
-                <w:sz w:val="20"/>
-                <w:szCs w:val="20"/>
-              </w:rPr>
-            </w:pPr>
-            <w:r>
-              <w:rPr>
-                <w:rFonts w:ascii="Arial" w:eastAsia="Arial" w:hAnsi="Arial" w:cs="Arial"/>
-                <w:color w:val="0C3512" w:themeColor="accent3" w:themeShade="80"/>
+                <w:sz w:val="20"/>
+                <w:szCs w:val="20"/>
+              </w:rPr>
+            </w:pPr>
+            <w:r>
+              <w:rPr>
+                <w:rFonts w:ascii="Arial" w:eastAsia="Arial" w:hAnsi="Arial" w:cs="Arial"/>
                 <w:sz w:val="20"/>
                 <w:szCs w:val="20"/>
               </w:rPr>
@@ -872,7 +793,6 @@
         <w:rPr>
           <w:rFonts w:ascii="Arial" w:eastAsia="Arial" w:hAnsi="Arial" w:cs="Arial"/>
           <w:b/>
-          <w:color w:val="000000"/>
           <w:sz w:val="20"/>
           <w:szCs w:val="20"/>
         </w:rPr>
@@ -906,7 +826,6 @@
         <w:rPr>
           <w:rFonts w:ascii="Arial" w:eastAsia="Arial" w:hAnsi="Arial" w:cs="Arial"/>
           <w:b/>
-          <w:color w:val="0C3512" w:themeColor="accent3" w:themeShade="80"/>
           <w:sz w:val="20"/>
           <w:szCs w:val="20"/>
         </w:rPr>
@@ -915,23 +834,18 @@
         <w:rPr>
           <w:rFonts w:ascii="Arial Unicode MS" w:eastAsia="Arial Unicode MS" w:hAnsi="Arial Unicode MS" w:cs="Arial Unicode MS"/>
           <w:b/>
-          <w:color w:val="0C3512" w:themeColor="accent3" w:themeShade="80"/>
           <w:sz w:val="16"/>
           <w:szCs w:val="16"/>
         </w:rPr>
         <w:t>Identificar com ✓ uma ou mais linhas de atuação conforme</w:t>
       </w:r>
       <w:r>
-        <w:rPr>
-          <w:color w:val="0C3512" w:themeColor="accent3" w:themeShade="80"/>
-        </w:rPr>
         <w:t xml:space="preserve"> </w:t>
       </w:r>
       <w:r>
         <w:rPr>
           <w:rFonts w:ascii="Arial" w:eastAsia="Arial" w:hAnsi="Arial" w:cs="Arial"/>
           <w:b/>
-          <w:color w:val="0C3512" w:themeColor="accent3" w:themeShade="80"/>
           <w:sz w:val="16"/>
           <w:szCs w:val="16"/>
         </w:rPr>
@@ -971,7 +885,6 @@
               <w:ind w:left="360"/>
               <w:rPr>
                 <w:rFonts w:ascii="Arial" w:eastAsia="Arial" w:hAnsi="Arial" w:cs="Arial"/>
-                <w:color w:val="000000"/>
                 <w:sz w:val="20"/>
                 <w:szCs w:val="20"/>
               </w:rPr>
@@ -979,25 +892,14 @@
             <w:r>
               <w:rPr>
                 <w:rFonts w:ascii="Segoe UI Symbol" w:eastAsia="Arial" w:hAnsi="Segoe UI Symbol" w:cs="Segoe UI Symbol"/>
-                <w:color w:val="000000"/>
-                <w:sz w:val="20"/>
-                <w:szCs w:val="20"/>
-              </w:rPr>
-              <w:t>✓</w:t>
-            </w:r>
-            <w:r>
-              <w:rPr>
-                <w:rFonts w:ascii="Segoe UI Symbol" w:eastAsia="Arial" w:hAnsi="Segoe UI Symbol" w:cs="Segoe UI Symbol"/>
-                <w:color w:val="000000"/>
-                <w:sz w:val="20"/>
-                <w:szCs w:val="20"/>
-              </w:rPr>
-              <w:t xml:space="preserve"> </w:t>
-            </w:r>
-            <w:r>
-              <w:rPr>
-                <w:rFonts w:ascii="Arial" w:eastAsia="Arial" w:hAnsi="Arial" w:cs="Arial"/>
-                <w:color w:val="000000"/>
+                <w:sz w:val="20"/>
+                <w:szCs w:val="20"/>
+              </w:rPr>
+              <w:t xml:space="preserve">✓ </w:t>
+            </w:r>
+            <w:r>
+              <w:rPr>
+                <w:rFonts w:ascii="Arial" w:eastAsia="Arial" w:hAnsi="Arial" w:cs="Arial"/>
                 <w:sz w:val="20"/>
                 <w:szCs w:val="20"/>
               </w:rPr>
@@ -1027,7 +929,6 @@
               <w:spacing w:after="0" w:line="240" w:lineRule="auto"/>
               <w:rPr>
                 <w:rFonts w:ascii="Arial" w:eastAsia="Arial" w:hAnsi="Arial" w:cs="Arial"/>
-                <w:color w:val="000000"/>
                 <w:sz w:val="20"/>
                 <w:szCs w:val="20"/>
               </w:rPr>
@@ -1045,7 +946,6 @@
               <w:spacing w:after="0" w:line="240" w:lineRule="auto"/>
               <w:rPr>
                 <w:rFonts w:ascii="Arial" w:eastAsia="Arial" w:hAnsi="Arial" w:cs="Arial"/>
-                <w:color w:val="000000"/>
                 <w:sz w:val="20"/>
                 <w:szCs w:val="20"/>
               </w:rPr>
@@ -1060,7 +960,6 @@
         <w:jc w:val="both"/>
         <w:rPr>
           <w:rFonts w:ascii="Arial" w:eastAsia="Arial" w:hAnsi="Arial" w:cs="Arial"/>
-          <w:color w:val="FF3333"/>
           <w:sz w:val="20"/>
           <w:szCs w:val="20"/>
         </w:rPr>
@@ -1094,7 +993,6 @@
         <w:rPr>
           <w:rFonts w:ascii="Arial" w:eastAsia="Arial" w:hAnsi="Arial" w:cs="Arial"/>
           <w:b/>
-          <w:color w:val="0C3512" w:themeColor="accent3" w:themeShade="80"/>
           <w:sz w:val="16"/>
           <w:szCs w:val="16"/>
         </w:rPr>
@@ -1103,7 +1001,6 @@
         <w:rPr>
           <w:rFonts w:ascii="Arial Unicode MS" w:eastAsia="Arial Unicode MS" w:hAnsi="Arial Unicode MS" w:cs="Arial Unicode MS"/>
           <w:b/>
-          <w:color w:val="0C3512" w:themeColor="accent3" w:themeShade="80"/>
           <w:sz w:val="16"/>
           <w:szCs w:val="16"/>
         </w:rPr>
@@ -1254,7 +1151,6 @@
             <w:r>
               <w:rPr>
                 <w:rFonts w:ascii="Arial" w:eastAsia="Arial" w:hAnsi="Arial" w:cs="Arial"/>
-                <w:color w:val="0C3512" w:themeColor="accent3" w:themeShade="80"/>
                 <w:sz w:val="20"/>
                 <w:szCs w:val="20"/>
               </w:rPr>
@@ -1313,52 +1209,23 @@
               <w:shd w:val="clear" w:color="auto" w:fill="FFFFFF"/>
               <w:rPr>
                 <w:rFonts w:ascii="Arial" w:eastAsia="Arial" w:hAnsi="Arial" w:cs="Arial"/>
-                <w:color w:val="0C3512" w:themeColor="accent3" w:themeShade="80"/>
-                <w:sz w:val="20"/>
-                <w:szCs w:val="20"/>
-              </w:rPr>
-            </w:pPr>
-            <w:r>
-              <w:rPr>
-                <w:rFonts w:ascii="Arial" w:eastAsia="Arial" w:hAnsi="Arial" w:cs="Arial"/>
-                <w:color w:val="0C3512" w:themeColor="accent3" w:themeShade="80"/>
+                <w:sz w:val="20"/>
+                <w:szCs w:val="20"/>
+              </w:rPr>
+            </w:pPr>
+            <w:r>
+              <w:rPr>
+                <w:rFonts w:ascii="Arial" w:eastAsia="Arial" w:hAnsi="Arial" w:cs="Arial"/>
                 <w:sz w:val="20"/>
                 <w:szCs w:val="20"/>
               </w:rPr>
               <w:tab/>
-            </w:r>
-            <w:r>
-              <w:rPr>
-                <w:rFonts w:ascii="Arial" w:eastAsia="Arial" w:hAnsi="Arial" w:cs="Arial"/>
-                <w:color w:val="0C3512" w:themeColor="accent3" w:themeShade="80"/>
-                <w:sz w:val="20"/>
-                <w:szCs w:val="20"/>
-              </w:rPr>
-              <w:t>A solução consiste em uma plataforma IoT composta por sensores físicos,</w:t>
-            </w:r>
-            <w:r>
-              <w:rPr>
-                <w:rFonts w:ascii="Arial" w:eastAsia="Arial" w:hAnsi="Arial" w:cs="Arial"/>
-                <w:color w:val="0C3512" w:themeColor="accent3" w:themeShade="80"/>
-                <w:sz w:val="20"/>
-                <w:szCs w:val="20"/>
-              </w:rPr>
-              <w:t xml:space="preserve"> </w:t>
-            </w:r>
-            <w:r>
-              <w:rPr>
-                <w:rFonts w:ascii="Arial" w:eastAsia="Arial" w:hAnsi="Arial" w:cs="Arial"/>
-                <w:color w:val="0C3512" w:themeColor="accent3" w:themeShade="80"/>
-                <w:sz w:val="20"/>
-                <w:szCs w:val="20"/>
-              </w:rPr>
-              <w:t xml:space="preserve">comunicação MQTT, </w:t>
+              <w:t xml:space="preserve">A solução consiste em uma plataforma IoT composta por sensores físicos, comunicação MQTT, </w:t>
             </w:r>
             <w:proofErr w:type="spellStart"/>
             <w:r>
               <w:rPr>
                 <w:rFonts w:ascii="Arial" w:eastAsia="Arial" w:hAnsi="Arial" w:cs="Arial"/>
-                <w:color w:val="0C3512" w:themeColor="accent3" w:themeShade="80"/>
                 <w:sz w:val="20"/>
                 <w:szCs w:val="20"/>
               </w:rPr>
@@ -1368,65 +1235,10 @@
             <w:r>
               <w:rPr>
                 <w:rFonts w:ascii="Arial" w:eastAsia="Arial" w:hAnsi="Arial" w:cs="Arial"/>
-                <w:color w:val="0C3512" w:themeColor="accent3" w:themeShade="80"/>
-                <w:sz w:val="20"/>
-                <w:szCs w:val="20"/>
-              </w:rPr>
-              <w:t xml:space="preserve"> para processamento, persistência em SQL e interface para</w:t>
-            </w:r>
-            <w:r>
-              <w:rPr>
-                <w:rFonts w:ascii="Arial" w:eastAsia="Arial" w:hAnsi="Arial" w:cs="Arial"/>
-                <w:color w:val="0C3512" w:themeColor="accent3" w:themeShade="80"/>
-                <w:sz w:val="20"/>
-                <w:szCs w:val="20"/>
-              </w:rPr>
-              <w:t xml:space="preserve"> </w:t>
-            </w:r>
-            <w:r>
-              <w:rPr>
-                <w:rFonts w:ascii="Arial" w:eastAsia="Arial" w:hAnsi="Arial" w:cs="Arial"/>
-                <w:color w:val="0C3512" w:themeColor="accent3" w:themeShade="80"/>
-                <w:sz w:val="20"/>
-                <w:szCs w:val="20"/>
-              </w:rPr>
-              <w:t>consulta e acompanhamento em tempo real. O sistema permite monitorar múltiplos</w:t>
-            </w:r>
-            <w:r>
-              <w:rPr>
-                <w:rFonts w:ascii="Arial" w:eastAsia="Arial" w:hAnsi="Arial" w:cs="Arial"/>
-                <w:color w:val="0C3512" w:themeColor="accent3" w:themeShade="80"/>
-                <w:sz w:val="20"/>
-                <w:szCs w:val="20"/>
-              </w:rPr>
-              <w:t xml:space="preserve"> </w:t>
-            </w:r>
-            <w:r>
-              <w:rPr>
-                <w:rFonts w:ascii="Arial" w:eastAsia="Arial" w:hAnsi="Arial" w:cs="Arial"/>
-                <w:color w:val="0C3512" w:themeColor="accent3" w:themeShade="80"/>
-                <w:sz w:val="20"/>
-                <w:szCs w:val="20"/>
-              </w:rPr>
-              <w:t>ambientes simultaneamente, detectar desvios de parâmetros climáticos e consolidar</w:t>
-            </w:r>
-            <w:r>
-              <w:rPr>
-                <w:rFonts w:ascii="Arial" w:eastAsia="Arial" w:hAnsi="Arial" w:cs="Arial"/>
-                <w:color w:val="0C3512" w:themeColor="accent3" w:themeShade="80"/>
-                <w:sz w:val="20"/>
-                <w:szCs w:val="20"/>
-              </w:rPr>
-              <w:t xml:space="preserve"> </w:t>
-            </w:r>
-            <w:r>
-              <w:rPr>
-                <w:rFonts w:ascii="Arial" w:eastAsia="Arial" w:hAnsi="Arial" w:cs="Arial"/>
-                <w:color w:val="0C3512" w:themeColor="accent3" w:themeShade="80"/>
-                <w:sz w:val="20"/>
-                <w:szCs w:val="20"/>
-              </w:rPr>
-              <w:t>relatórios automáticos para apoio à tomada de decisão curatorial.</w:t>
+                <w:sz w:val="20"/>
+                <w:szCs w:val="20"/>
+              </w:rPr>
+              <w:t xml:space="preserve"> para processamento, persistência em SQL e interface para consulta e acompanhamento em tempo real. O sistema permite monitorar múltiplos ambientes simultaneamente, detectar desvios de parâmetros climáticos e consolidar relatórios automáticos para apoio à tomada de decisão curatorial.</w:t>
             </w:r>
           </w:p>
         </w:tc>
@@ -1502,7 +1314,6 @@
         <w:rPr>
           <w:rFonts w:ascii="Arial" w:eastAsia="Arial" w:hAnsi="Arial" w:cs="Arial"/>
           <w:b/>
-          <w:color w:val="FF3333"/>
           <w:sz w:val="16"/>
           <w:szCs w:val="16"/>
         </w:rPr>
@@ -1561,13 +1372,6 @@
                 <w:szCs w:val="20"/>
               </w:rPr>
               <w:tab/>
-            </w:r>
-            <w:r>
-              <w:rPr>
-                <w:rFonts w:ascii="Arial" w:eastAsia="Arial" w:hAnsi="Arial" w:cs="Arial"/>
-                <w:sz w:val="20"/>
-                <w:szCs w:val="20"/>
-              </w:rPr>
               <w:t xml:space="preserve">O cenário previsto para a implementação do sistema </w:t>
             </w:r>
             <w:proofErr w:type="spellStart"/>
@@ -1586,23 +1390,7 @@
                 <w:sz w:val="20"/>
                 <w:szCs w:val="20"/>
               </w:rPr>
-              <w:t xml:space="preserve"> engloba as salas de exposição e as reservas técnicas de museus, galerias de arte, bibliotecas de obras raras e arquivos históricos. A intervenção foca-se na salvaguarda de materiais orgânicos</w:t>
-            </w:r>
-            <w:r>
-              <w:rPr>
-                <w:rFonts w:ascii="Arial" w:eastAsia="Arial" w:hAnsi="Arial" w:cs="Arial"/>
-                <w:sz w:val="20"/>
-                <w:szCs w:val="20"/>
-              </w:rPr>
-              <w:t xml:space="preserve">, </w:t>
-            </w:r>
-            <w:r>
-              <w:rPr>
-                <w:rFonts w:ascii="Arial" w:eastAsia="Arial" w:hAnsi="Arial" w:cs="Arial"/>
-                <w:sz w:val="20"/>
-                <w:szCs w:val="20"/>
-              </w:rPr>
-              <w:t xml:space="preserve">através de uma solução técnica sustentável </w:t>
+              <w:t xml:space="preserve"> engloba as salas de exposição e as reservas técnicas de museus, galerias de arte, bibliotecas de obras raras e arquivos históricos. A intervenção foca-se na salvaguarda de materiais orgânicos, através de uma solução técnica sustentável </w:t>
             </w:r>
             <w:r>
               <w:rPr>
@@ -1611,23 +1399,7 @@
                 <w:szCs w:val="20"/>
               </w:rPr>
               <w:lastRenderedPageBreak/>
-              <w:t xml:space="preserve">e economicamente viável, baseada numa arquitetura IoT 100% sem fios (Wi-Fi/MQTT). Esta abordagem revela-se </w:t>
-            </w:r>
-            <w:r>
-              <w:rPr>
-                <w:rFonts w:ascii="Arial" w:eastAsia="Arial" w:hAnsi="Arial" w:cs="Arial"/>
-                <w:sz w:val="20"/>
-                <w:szCs w:val="20"/>
-              </w:rPr>
-              <w:t xml:space="preserve">perfeitamente coerente </w:t>
-            </w:r>
-            <w:r>
-              <w:rPr>
-                <w:rFonts w:ascii="Arial" w:eastAsia="Arial" w:hAnsi="Arial" w:cs="Arial"/>
-                <w:sz w:val="20"/>
-                <w:szCs w:val="20"/>
-              </w:rPr>
-              <w:t>para edifícios classificados como património histórico, uma vez que dispensa obras civis invasivas ou passagem de cabos, permitindo um controlo climático preditivo de baixo custo operacional que otimiza em até 40% o tempo das equipas técnicas e democratiza o acesso à preservação de acervos, substituindo os dispendiosos sistemas de automação tradicionais.</w:t>
+              <w:t>e economicamente viável, baseada numa arquitetura IoT 100% sem fios (Wi-Fi/MQTT). Esta abordagem revela-se perfeitamente coerente para edifícios classificados como património histórico, uma vez que dispensa obras civis invasivas ou passagem de cabos, permitindo um controlo climático preditivo de baixo custo operacional que otimiza em até 40% o tempo das equipas técnicas e democratiza o acesso à preservação de acervos, substituindo os dispendiosos sistemas de automação tradicionais.</w:t>
             </w:r>
           </w:p>
         </w:tc>
@@ -1650,7 +1422,6 @@
         <w:rPr>
           <w:rFonts w:ascii="Arial" w:eastAsia="Arial" w:hAnsi="Arial" w:cs="Arial"/>
           <w:b/>
-          <w:color w:val="FF3333"/>
           <w:sz w:val="16"/>
           <w:szCs w:val="16"/>
         </w:rPr>
@@ -1705,18 +1476,10 @@
             <w:r>
               <w:rPr>
                 <w:rFonts w:ascii="Arial" w:eastAsia="Arial" w:hAnsi="Arial" w:cs="Arial"/>
-                <w:color w:val="1F4E79"/>
                 <w:sz w:val="20"/>
                 <w:szCs w:val="20"/>
               </w:rPr>
               <w:tab/>
-            </w:r>
-            <w:r>
-              <w:rPr>
-                <w:rFonts w:ascii="Arial" w:eastAsia="Arial" w:hAnsi="Arial" w:cs="Arial"/>
-                <w:sz w:val="20"/>
-                <w:szCs w:val="20"/>
-              </w:rPr>
               <w:t xml:space="preserve">O projeto </w:t>
             </w:r>
             <w:proofErr w:type="spellStart"/>
@@ -1769,7 +1532,6 @@
               <w:jc w:val="both"/>
               <w:rPr>
                 <w:rFonts w:ascii="Arial" w:eastAsia="Arial" w:hAnsi="Arial" w:cs="Arial"/>
-                <w:color w:val="1F4E79"/>
                 <w:sz w:val="20"/>
                 <w:szCs w:val="20"/>
               </w:rPr>
@@ -1781,13 +1543,6 @@
                 <w:szCs w:val="20"/>
               </w:rPr>
               <w:tab/>
-            </w:r>
-            <w:r>
-              <w:rPr>
-                <w:rFonts w:ascii="Arial" w:eastAsia="Arial" w:hAnsi="Arial" w:cs="Arial"/>
-                <w:sz w:val="20"/>
-                <w:szCs w:val="20"/>
-              </w:rPr>
               <w:t>A nível operacional e estratégico, a solução atende às necessidades críticas dos gestores de acervos, conservadores e equipas de manutenção, entregando-lhes uma ferramenta não invasiva que otimiza o seu tempo e garante a segurança preditiva das obras. Indiretamente, o projeto atende também ao setor das seguradoras patrimoniais, uma vez que a plataforma fornece os relatórios climáticos auditáveis e o rigor técnico (Norma EN 15757) necessários para a validação e negociação de apólices, protegendo assim o património institucional.</w:t>
             </w:r>
           </w:p>
@@ -1865,18 +1620,10 @@
             <w:r>
               <w:rPr>
                 <w:rFonts w:ascii="Arial" w:eastAsia="Arial" w:hAnsi="Arial" w:cs="Arial"/>
-                <w:color w:val="1F4E79"/>
                 <w:sz w:val="20"/>
                 <w:szCs w:val="20"/>
               </w:rPr>
               <w:tab/>
-            </w:r>
-            <w:r>
-              <w:rPr>
-                <w:rFonts w:ascii="Arial" w:eastAsia="Arial" w:hAnsi="Arial" w:cs="Arial"/>
-                <w:sz w:val="20"/>
-                <w:szCs w:val="20"/>
-              </w:rPr>
               <w:t xml:space="preserve">A preservação do patrimônio cultural em instituições brasileiras enfrenta uma vulnerabilidade crítica: a degradação invisível e acelerada de acervos sensíveis devido à instabilidade climática. Observou-se que museus de pequeno e médio porte, bibliotecas históricas e arquivos operam majoritariamente com vistorias manuais periódicas, o que gera uma "janela de invisibilidade" de mais de 12 horas entre inspeções. Durante esse intervalo, variações bruscas de temperatura e </w:t>
             </w:r>
             <w:r>
@@ -1927,7 +1674,6 @@
               <w:jc w:val="both"/>
               <w:rPr>
                 <w:rFonts w:ascii="Arial" w:eastAsia="Arial" w:hAnsi="Arial" w:cs="Arial"/>
-                <w:color w:val="1F4E79"/>
                 <w:sz w:val="20"/>
                 <w:szCs w:val="20"/>
               </w:rPr>
@@ -1939,13 +1685,6 @@
                 <w:szCs w:val="20"/>
               </w:rPr>
               <w:tab/>
-            </w:r>
-            <w:r>
-              <w:rPr>
-                <w:rFonts w:ascii="Arial" w:eastAsia="Arial" w:hAnsi="Arial" w:cs="Arial"/>
-                <w:sz w:val="20"/>
-                <w:szCs w:val="20"/>
-              </w:rPr>
               <w:t xml:space="preserve">O objeto de estudo deste projeto delimita-se à aplicação da Internet das Coisas (IoT) para a automação do monitoramento preventivo nesses espaços de guarda. A intervenção proposta consiste na implementação de uma rede de sensores inteligentes e de baixo custo operacional, capazes de realizar a telemetria ambiental contínua e o processamento de dados em tempo real via protocolo MQTT. O foco da ação é substituir a reatividade do modelo atual por uma gestão preditiva, que utilize algoritmos de </w:t>
             </w:r>
             <w:r>
@@ -2048,7 +1787,6 @@
               <w:jc w:val="both"/>
               <w:rPr>
                 <w:rFonts w:ascii="Arial" w:eastAsia="Arial" w:hAnsi="Arial" w:cs="Arial"/>
-                <w:color w:val="FF3333"/>
                 <w:sz w:val="20"/>
                 <w:szCs w:val="20"/>
               </w:rPr>
@@ -2060,13 +1798,6 @@
                 <w:szCs w:val="20"/>
               </w:rPr>
               <w:tab/>
-            </w:r>
-            <w:r>
-              <w:rPr>
-                <w:rFonts w:ascii="Arial" w:eastAsia="Arial" w:hAnsi="Arial" w:cs="Arial"/>
-                <w:sz w:val="20"/>
-                <w:szCs w:val="20"/>
-              </w:rPr>
               <w:t xml:space="preserve">A hipótese central para a solução do problema observado reside na premissa de que a implementação de uma arquitetura IoT de monitoramento contínuo, baseada em sensores de baixo custo, é capaz de eliminar as janelas de invisibilidade das rondas manuais e mitigar riscos de danos irreversíveis ao patrimônio. Acredita-se que, ao utilizar uma lógica de Máquina de Estados para o processamento de dados climáticos e detecção precoce de fumaça, o sistema </w:t>
             </w:r>
             <w:proofErr w:type="spellStart"/>
@@ -2085,15 +1816,7 @@
                 <w:sz w:val="20"/>
                 <w:szCs w:val="20"/>
               </w:rPr>
-              <w:t xml:space="preserve"> permitirá uma intervenção técnica preditiva e automatizada, garantindo a conformidade com as normas internacionais de conservação (EN 15757)</w:t>
-            </w:r>
-            <w:r>
-              <w:rPr>
-                <w:rFonts w:ascii="Arial" w:eastAsia="Arial" w:hAnsi="Arial" w:cs="Arial"/>
-                <w:sz w:val="20"/>
-                <w:szCs w:val="20"/>
-              </w:rPr>
-              <w:t>.</w:t>
+              <w:t xml:space="preserve"> permitirá uma intervenção técnica preditiva e automatizada, garantindo a conformidade com as normas internacionais de conservação (EN 15757).</w:t>
             </w:r>
           </w:p>
         </w:tc>
@@ -2154,7 +1877,6 @@
         <w:rPr>
           <w:rFonts w:ascii="Arial" w:eastAsia="Arial" w:hAnsi="Arial" w:cs="Arial"/>
           <w:b/>
-          <w:color w:val="0C3512" w:themeColor="accent3" w:themeShade="80"/>
           <w:sz w:val="16"/>
           <w:szCs w:val="16"/>
         </w:rPr>
@@ -2163,7 +1885,6 @@
         <w:rPr>
           <w:rFonts w:ascii="Arial" w:eastAsia="Arial" w:hAnsi="Arial" w:cs="Arial"/>
           <w:b/>
-          <w:color w:val="0C3512" w:themeColor="accent3" w:themeShade="80"/>
           <w:sz w:val="16"/>
           <w:szCs w:val="16"/>
         </w:rPr>
@@ -2173,7 +1894,6 @@
         <w:rPr>
           <w:rFonts w:ascii="Arial" w:eastAsia="Arial" w:hAnsi="Arial" w:cs="Arial"/>
           <w:b/>
-          <w:color w:val="0C3512" w:themeColor="accent3" w:themeShade="80"/>
           <w:sz w:val="16"/>
           <w:szCs w:val="16"/>
         </w:rPr>
@@ -2237,34 +1957,23 @@
               <w:jc w:val="both"/>
               <w:rPr>
                 <w:rFonts w:ascii="Arial" w:eastAsia="Arial" w:hAnsi="Arial" w:cs="Arial"/>
-                <w:color w:val="000000"/>
-                <w:sz w:val="20"/>
-                <w:szCs w:val="20"/>
-              </w:rPr>
-            </w:pPr>
-            <w:r>
-              <w:rPr>
-                <w:rFonts w:ascii="Arial" w:eastAsia="Arial" w:hAnsi="Arial" w:cs="Arial"/>
-                <w:color w:val="000000"/>
+                <w:sz w:val="20"/>
+                <w:szCs w:val="20"/>
+              </w:rPr>
+            </w:pPr>
+            <w:r>
+              <w:rPr>
+                <w:rFonts w:ascii="Arial" w:eastAsia="Arial" w:hAnsi="Arial" w:cs="Arial"/>
                 <w:sz w:val="20"/>
                 <w:szCs w:val="20"/>
               </w:rPr>
               <w:tab/>
-            </w:r>
-            <w:r>
-              <w:rPr>
-                <w:rFonts w:ascii="Arial" w:eastAsia="Arial" w:hAnsi="Arial" w:cs="Arial"/>
-                <w:color w:val="000000"/>
-                <w:sz w:val="20"/>
-                <w:szCs w:val="20"/>
-              </w:rPr>
               <w:t xml:space="preserve">O projeto </w:t>
             </w:r>
             <w:proofErr w:type="spellStart"/>
             <w:r>
               <w:rPr>
                 <w:rFonts w:ascii="Arial" w:eastAsia="Arial" w:hAnsi="Arial" w:cs="Arial"/>
-                <w:color w:val="000000"/>
                 <w:sz w:val="20"/>
                 <w:szCs w:val="20"/>
               </w:rPr>
@@ -2274,7 +1983,6 @@
             <w:r>
               <w:rPr>
                 <w:rFonts w:ascii="Arial" w:eastAsia="Arial" w:hAnsi="Arial" w:cs="Arial"/>
-                <w:color w:val="000000"/>
                 <w:sz w:val="20"/>
                 <w:szCs w:val="20"/>
               </w:rPr>
@@ -2287,27 +1995,17 @@
               <w:jc w:val="both"/>
               <w:rPr>
                 <w:rFonts w:ascii="Arial" w:eastAsia="Arial" w:hAnsi="Arial" w:cs="Arial"/>
-                <w:color w:val="000000"/>
-                <w:sz w:val="20"/>
-                <w:szCs w:val="20"/>
-              </w:rPr>
-            </w:pPr>
-            <w:r>
-              <w:rPr>
-                <w:rFonts w:ascii="Arial" w:eastAsia="Arial" w:hAnsi="Arial" w:cs="Arial"/>
-                <w:color w:val="000000"/>
+                <w:sz w:val="20"/>
+                <w:szCs w:val="20"/>
+              </w:rPr>
+            </w:pPr>
+            <w:r>
+              <w:rPr>
+                <w:rFonts w:ascii="Arial" w:eastAsia="Arial" w:hAnsi="Arial" w:cs="Arial"/>
                 <w:sz w:val="20"/>
                 <w:szCs w:val="20"/>
               </w:rPr>
               <w:tab/>
-            </w:r>
-            <w:r>
-              <w:rPr>
-                <w:rFonts w:ascii="Arial" w:eastAsia="Arial" w:hAnsi="Arial" w:cs="Arial"/>
-                <w:color w:val="000000"/>
-                <w:sz w:val="20"/>
-                <w:szCs w:val="20"/>
-              </w:rPr>
               <w:t>A solução utiliza sensores inteligentes baseados em microcontroladores ESP32 e comunicação via protocolo MQTT para realizar a telemetria ambiental contínua de forma não invasiva, o que viabiliza a aplicação em edifícios tombados sem a necessidade de obras civis. Através de uma lógica de Máquina de Estados, o sistema processa dados em tempo real para gerar alertas preditivos e relatórios auditáveis em conformidade com a norma internacional EN 15757. Como impacto extensionista, o projeto promove a modernização da gestão de riscos patrimoniais, reduzindo em até 40% o tempo das equipes técnicas e democratizando o acesso a tecnologias de preservação por meio de um modelo economicamente sustentável e de alto valor social para a proteção da memória coletiva.</w:t>
             </w:r>
           </w:p>
@@ -2383,13 +2081,6 @@
                 <w:szCs w:val="20"/>
               </w:rPr>
               <w:tab/>
-            </w:r>
-            <w:r>
-              <w:rPr>
-                <w:rFonts w:ascii="Arial" w:eastAsia="Arial" w:hAnsi="Arial" w:cs="Arial"/>
-                <w:sz w:val="20"/>
-                <w:szCs w:val="20"/>
-              </w:rPr>
               <w:t xml:space="preserve">A preservação do patrimônio cultural é vital para a manutenção da identidade social, porém acervos museológicos enfrentam riscos constantes devido à instabilidade climática. Conforme a norma EN 15757:2010, o controle rigoroso de temperatura (18°C-22°C) e umidade (45%-55%) é essencial para evitar danos mecânicos em materiais higroscópicos, uma realidade negligenciada em muitas instituições que operam com vistorias manuais ineficientes. O projeto </w:t>
             </w:r>
             <w:proofErr w:type="spellStart"/>
@@ -2439,13 +2130,6 @@
                 <w:szCs w:val="20"/>
               </w:rPr>
               <w:tab/>
-            </w:r>
-            <w:r>
-              <w:rPr>
-                <w:rFonts w:ascii="Arial" w:eastAsia="Arial" w:hAnsi="Arial" w:cs="Arial"/>
-                <w:sz w:val="20"/>
-                <w:szCs w:val="20"/>
-              </w:rPr>
               <w:t xml:space="preserve">Esta iniciativa impacta as áreas de Preservação Patrimonial e Ciência da Computação, alinhando-se aos ODS 9 (Indústria, Inovação e Infraestrutura) e 11 (Cidades e Comunidades Sustentáveis) ao fortalecer a salvaguarda da memória coletiva por meio de tecnologia nacional acessível. Referenciando as diretrizes do ICOM (2014) e o relatório </w:t>
             </w:r>
             <w:proofErr w:type="spellStart"/>
@@ -2934,13 +2618,6 @@
                 <w:szCs w:val="20"/>
               </w:rPr>
               <w:tab/>
-            </w:r>
-            <w:r>
-              <w:rPr>
-                <w:rFonts w:ascii="Arial" w:eastAsia="Arial" w:hAnsi="Arial" w:cs="Arial"/>
-                <w:sz w:val="20"/>
-                <w:szCs w:val="20"/>
-              </w:rPr>
               <w:t xml:space="preserve">A implementação da ação extensionista </w:t>
             </w:r>
             <w:proofErr w:type="spellStart"/>
@@ -3568,7 +3245,6 @@
               <w:jc w:val="both"/>
               <w:rPr>
                 <w:rFonts w:ascii="Arial" w:eastAsia="Arial" w:hAnsi="Arial" w:cs="Arial"/>
-                <w:color w:val="FF3333"/>
                 <w:sz w:val="20"/>
                 <w:szCs w:val="20"/>
               </w:rPr>
@@ -3961,7 +3637,25 @@
                 <w:sz w:val="20"/>
                 <w:szCs w:val="20"/>
               </w:rPr>
-              <w:t xml:space="preserve"> in Organic </w:t>
+              <w:t xml:space="preserve"> in </w:t>
+            </w:r>
+            <w:proofErr w:type="spellStart"/>
+            <w:r>
+              <w:rPr>
+                <w:rFonts w:ascii="Arial" w:eastAsia="Arial" w:hAnsi="Arial" w:cs="Arial"/>
+                <w:sz w:val="20"/>
+                <w:szCs w:val="20"/>
+              </w:rPr>
+              <w:t>Organic</w:t>
+            </w:r>
+            <w:proofErr w:type="spellEnd"/>
+            <w:r>
+              <w:rPr>
+                <w:rFonts w:ascii="Arial" w:eastAsia="Arial" w:hAnsi="Arial" w:cs="Arial"/>
+                <w:sz w:val="20"/>
+                <w:szCs w:val="20"/>
+              </w:rPr>
+              <w:t xml:space="preserve"> </w:t>
             </w:r>
             <w:proofErr w:type="spellStart"/>
             <w:r>
@@ -4069,7 +3763,7 @@
                 <w:sz w:val="20"/>
                 <w:szCs w:val="20"/>
               </w:rPr>
-              <w:t xml:space="preserve"> Trust </w:t>
+              <w:t xml:space="preserve"> </w:t>
             </w:r>
             <w:proofErr w:type="spellStart"/>
             <w:r>
@@ -4078,6 +3772,24 @@
                 <w:sz w:val="20"/>
                 <w:szCs w:val="20"/>
               </w:rPr>
+              <w:t>Trust</w:t>
+            </w:r>
+            <w:proofErr w:type="spellEnd"/>
+            <w:r>
+              <w:rPr>
+                <w:rFonts w:ascii="Arial" w:eastAsia="Arial" w:hAnsi="Arial" w:cs="Arial"/>
+                <w:sz w:val="20"/>
+                <w:szCs w:val="20"/>
+              </w:rPr>
+              <w:t xml:space="preserve"> </w:t>
+            </w:r>
+            <w:proofErr w:type="spellStart"/>
+            <w:r>
+              <w:rPr>
+                <w:rFonts w:ascii="Arial" w:eastAsia="Arial" w:hAnsi="Arial" w:cs="Arial"/>
+                <w:sz w:val="20"/>
+                <w:szCs w:val="20"/>
+              </w:rPr>
               <w:t>at</w:t>
             </w:r>
             <w:proofErr w:type="spellEnd"/>
@@ -4105,7 +3817,25 @@
                 <w:sz w:val="20"/>
                 <w:szCs w:val="20"/>
               </w:rPr>
-              <w:t xml:space="preserve"> Health Index Report </w:t>
+              <w:t xml:space="preserve"> Health Index </w:t>
+            </w:r>
+            <w:proofErr w:type="spellStart"/>
+            <w:r>
+              <w:rPr>
+                <w:rFonts w:ascii="Arial" w:eastAsia="Arial" w:hAnsi="Arial" w:cs="Arial"/>
+                <w:sz w:val="20"/>
+                <w:szCs w:val="20"/>
+              </w:rPr>
+              <w:t>Report</w:t>
+            </w:r>
+            <w:proofErr w:type="spellEnd"/>
+            <w:r>
+              <w:rPr>
+                <w:rFonts w:ascii="Arial" w:eastAsia="Arial" w:hAnsi="Arial" w:cs="Arial"/>
+                <w:sz w:val="20"/>
+                <w:szCs w:val="20"/>
+              </w:rPr>
+              <w:t xml:space="preserve"> </w:t>
             </w:r>
             <w:proofErr w:type="spellStart"/>
             <w:r>
@@ -4383,7 +4113,6 @@
               <w:jc w:val="both"/>
               <w:rPr>
                 <w:rFonts w:ascii="Arial" w:eastAsia="Arial" w:hAnsi="Arial" w:cs="Arial"/>
-                <w:color w:val="1F4E79"/>
                 <w:sz w:val="20"/>
                 <w:szCs w:val="20"/>
               </w:rPr>
@@ -4606,6 +4335,7 @@
                 <w:rPr>
                   <w:rStyle w:val="Hyperlink"/>
                   <w:rFonts w:ascii="Arial" w:eastAsia="Arial" w:hAnsi="Arial" w:cs="Arial"/>
+                  <w:color w:val="auto"/>
                   <w:sz w:val="20"/>
                   <w:szCs w:val="20"/>
                 </w:rPr>
@@ -4683,23 +4413,7 @@
                 <w:sz w:val="20"/>
                 <w:szCs w:val="20"/>
               </w:rPr>
-              <w:t>Banner feito com o intuito de apresentar fisicamente o projeto, com seu objetivo e um</w:t>
-            </w:r>
-            <w:r>
-              <w:rPr>
-                <w:rFonts w:ascii="Arial" w:eastAsia="Arial" w:hAnsi="Arial" w:cs="Arial"/>
-                <w:sz w:val="20"/>
-                <w:szCs w:val="20"/>
-              </w:rPr>
-              <w:t xml:space="preserve"> contexto que mostre o futuro desse projeto</w:t>
-            </w:r>
-            <w:r>
-              <w:rPr>
-                <w:rFonts w:ascii="Arial" w:eastAsia="Arial" w:hAnsi="Arial" w:cs="Arial"/>
-                <w:sz w:val="20"/>
-                <w:szCs w:val="20"/>
-              </w:rPr>
-              <w:t>.</w:t>
+              <w:t>Banner feito com o intuito de apresentar fisicamente o projeto, com seu objetivo e um contexto que mostre o futuro desse projeto.</w:t>
             </w:r>
           </w:p>
         </w:tc>
@@ -5073,17 +4787,7 @@
                 <w:sz w:val="20"/>
                 <w:szCs w:val="20"/>
               </w:rPr>
-              <w:t>Artigo: Monitoramento Ambiental (USP</w:t>
-            </w:r>
-            <w:r>
-              <w:rPr>
-                <w:rFonts w:ascii="Arial" w:eastAsia="Arial" w:hAnsi="Arial" w:cs="Arial"/>
-                <w:b/>
-                <w:bCs/>
-                <w:sz w:val="20"/>
-                <w:szCs w:val="20"/>
-              </w:rPr>
-              <w:t>)</w:t>
+              <w:t>Artigo: Monitoramento Ambiental (USP)</w:t>
             </w:r>
             <w:r>
               <w:rPr>
@@ -5155,6 +4859,7 @@
                   <w:rStyle w:val="Hyperlink"/>
                   <w:rFonts w:ascii="Arial" w:eastAsia="Arial" w:hAnsi="Arial" w:cs="Arial"/>
                   <w:b/>
+                  <w:color w:val="auto"/>
                   <w:sz w:val="20"/>
                   <w:szCs w:val="20"/>
                 </w:rPr>
@@ -5166,6 +4871,7 @@
                   <w:rStyle w:val="Hyperlink"/>
                   <w:rFonts w:ascii="Arial" w:eastAsia="Arial" w:hAnsi="Arial" w:cs="Arial"/>
                   <w:b/>
+                  <w:color w:val="auto"/>
                   <w:sz w:val="20"/>
                   <w:szCs w:val="20"/>
                 </w:rPr>
@@ -5177,6 +4883,7 @@
                   <w:rStyle w:val="Hyperlink"/>
                   <w:rFonts w:ascii="Arial" w:eastAsia="Arial" w:hAnsi="Arial" w:cs="Arial"/>
                   <w:b/>
+                  <w:color w:val="auto"/>
                   <w:sz w:val="20"/>
                   <w:szCs w:val="20"/>
                 </w:rPr>
@@ -5188,6 +4895,7 @@
                   <w:rStyle w:val="Hyperlink"/>
                   <w:rFonts w:ascii="Arial" w:eastAsia="Arial" w:hAnsi="Arial" w:cs="Arial"/>
                   <w:b/>
+                  <w:color w:val="auto"/>
                   <w:sz w:val="20"/>
                   <w:szCs w:val="20"/>
                 </w:rPr>
@@ -5199,6 +4907,7 @@
                   <w:rStyle w:val="Hyperlink"/>
                   <w:rFonts w:ascii="Arial" w:eastAsia="Arial" w:hAnsi="Arial" w:cs="Arial"/>
                   <w:b/>
+                  <w:color w:val="auto"/>
                   <w:sz w:val="20"/>
                   <w:szCs w:val="20"/>
                 </w:rPr>
@@ -5210,6 +4919,7 @@
                   <w:rStyle w:val="Hyperlink"/>
                   <w:rFonts w:ascii="Arial" w:eastAsia="Arial" w:hAnsi="Arial" w:cs="Arial"/>
                   <w:b/>
+                  <w:color w:val="auto"/>
                   <w:sz w:val="20"/>
                   <w:szCs w:val="20"/>
                 </w:rPr>
@@ -5221,6 +4931,7 @@
                   <w:rStyle w:val="Hyperlink"/>
                   <w:rFonts w:ascii="Arial" w:eastAsia="Arial" w:hAnsi="Arial" w:cs="Arial"/>
                   <w:b/>
+                  <w:color w:val="auto"/>
                   <w:sz w:val="20"/>
                   <w:szCs w:val="20"/>
                 </w:rPr>
@@ -5248,6 +4959,7 @@
                   <w:rStyle w:val="Hyperlink"/>
                   <w:rFonts w:ascii="Arial" w:eastAsia="Arial" w:hAnsi="Arial" w:cs="Arial"/>
                   <w:b/>
+                  <w:color w:val="auto"/>
                   <w:sz w:val="20"/>
                   <w:szCs w:val="20"/>
                 </w:rPr>
@@ -5259,6 +4971,7 @@
                   <w:rStyle w:val="Hyperlink"/>
                   <w:rFonts w:ascii="Arial" w:eastAsia="Arial" w:hAnsi="Arial" w:cs="Arial"/>
                   <w:b/>
+                  <w:color w:val="auto"/>
                   <w:sz w:val="20"/>
                   <w:szCs w:val="20"/>
                 </w:rPr>
@@ -5287,6 +5000,7 @@
                   <w:rStyle w:val="Hyperlink"/>
                   <w:rFonts w:ascii="Arial" w:eastAsia="Arial" w:hAnsi="Arial" w:cs="Arial"/>
                   <w:b/>
+                  <w:color w:val="auto"/>
                   <w:sz w:val="20"/>
                   <w:szCs w:val="20"/>
                 </w:rPr>
@@ -5298,6 +5012,7 @@
                   <w:rStyle w:val="Hyperlink"/>
                   <w:rFonts w:ascii="Arial" w:eastAsia="Arial" w:hAnsi="Arial" w:cs="Arial"/>
                   <w:b/>
+                  <w:color w:val="auto"/>
                   <w:sz w:val="20"/>
                   <w:szCs w:val="20"/>
                 </w:rPr>
@@ -5327,6 +5042,7 @@
                   <w:rStyle w:val="Hyperlink"/>
                   <w:rFonts w:ascii="Arial" w:eastAsia="Arial" w:hAnsi="Arial" w:cs="Arial"/>
                   <w:b/>
+                  <w:color w:val="auto"/>
                   <w:sz w:val="20"/>
                   <w:szCs w:val="20"/>
                   <w:lang w:val="en-US"/>
@@ -5355,6 +5071,7 @@
                   <w:rStyle w:val="Hyperlink"/>
                   <w:rFonts w:ascii="Arial" w:eastAsia="Arial" w:hAnsi="Arial" w:cs="Arial"/>
                   <w:b/>
+                  <w:color w:val="auto"/>
                   <w:sz w:val="20"/>
                   <w:szCs w:val="20"/>
                 </w:rPr>
@@ -5382,6 +5099,7 @@
                   <w:rStyle w:val="Hyperlink"/>
                   <w:rFonts w:ascii="Arial" w:eastAsia="Arial" w:hAnsi="Arial" w:cs="Arial"/>
                   <w:b/>
+                  <w:color w:val="auto"/>
                   <w:sz w:val="20"/>
                   <w:szCs w:val="20"/>
                 </w:rPr>
@@ -5393,6 +5111,7 @@
                   <w:rStyle w:val="Hyperlink"/>
                   <w:rFonts w:ascii="Arial" w:eastAsia="Arial" w:hAnsi="Arial" w:cs="Arial"/>
                   <w:b/>
+                  <w:color w:val="auto"/>
                   <w:sz w:val="20"/>
                   <w:szCs w:val="20"/>
                 </w:rPr>
@@ -5404,6 +5123,7 @@
                   <w:rStyle w:val="Hyperlink"/>
                   <w:rFonts w:ascii="Arial" w:eastAsia="Arial" w:hAnsi="Arial" w:cs="Arial"/>
                   <w:b/>
+                  <w:color w:val="auto"/>
                   <w:sz w:val="20"/>
                   <w:szCs w:val="20"/>
                 </w:rPr>
@@ -5431,6 +5151,7 @@
                   <w:rStyle w:val="Hyperlink"/>
                   <w:rFonts w:ascii="Arial" w:eastAsia="Arial" w:hAnsi="Arial" w:cs="Arial"/>
                   <w:b/>
+                  <w:color w:val="auto"/>
                   <w:sz w:val="20"/>
                   <w:szCs w:val="20"/>
                 </w:rPr>
@@ -5442,6 +5163,7 @@
                   <w:rStyle w:val="Hyperlink"/>
                   <w:rFonts w:ascii="Arial" w:eastAsia="Arial" w:hAnsi="Arial" w:cs="Arial"/>
                   <w:b/>
+                  <w:color w:val="auto"/>
                   <w:sz w:val="20"/>
                   <w:szCs w:val="20"/>
                 </w:rPr>
@@ -5453,6 +5175,7 @@
                   <w:rStyle w:val="Hyperlink"/>
                   <w:rFonts w:ascii="Arial" w:eastAsia="Arial" w:hAnsi="Arial" w:cs="Arial"/>
                   <w:b/>
+                  <w:color w:val="auto"/>
                   <w:sz w:val="20"/>
                   <w:szCs w:val="20"/>
                 </w:rPr>
@@ -5464,6 +5187,7 @@
                   <w:rStyle w:val="Hyperlink"/>
                   <w:rFonts w:ascii="Arial" w:eastAsia="Arial" w:hAnsi="Arial" w:cs="Arial"/>
                   <w:b/>
+                  <w:color w:val="auto"/>
                   <w:sz w:val="20"/>
                   <w:szCs w:val="20"/>
                 </w:rPr>
@@ -5475,6 +5199,7 @@
                   <w:rStyle w:val="Hyperlink"/>
                   <w:rFonts w:ascii="Arial" w:eastAsia="Arial" w:hAnsi="Arial" w:cs="Arial"/>
                   <w:b/>
+                  <w:color w:val="auto"/>
                   <w:sz w:val="20"/>
                   <w:szCs w:val="20"/>
                 </w:rPr>
@@ -5486,6 +5211,7 @@
                   <w:rStyle w:val="Hyperlink"/>
                   <w:rFonts w:ascii="Arial" w:eastAsia="Arial" w:hAnsi="Arial" w:cs="Arial"/>
                   <w:b/>
+                  <w:color w:val="auto"/>
                   <w:sz w:val="20"/>
                   <w:szCs w:val="20"/>
                 </w:rPr>
@@ -5497,6 +5223,7 @@
                   <w:rStyle w:val="Hyperlink"/>
                   <w:rFonts w:ascii="Arial" w:eastAsia="Arial" w:hAnsi="Arial" w:cs="Arial"/>
                   <w:b/>
+                  <w:color w:val="auto"/>
                   <w:sz w:val="20"/>
                   <w:szCs w:val="20"/>
                 </w:rPr>
@@ -5641,47 +5368,7 @@
           <w:sz w:val="20"/>
           <w:szCs w:val="20"/>
         </w:rPr>
-        <w:t xml:space="preserve">Versão </w:t>
-      </w:r>
-      <w:r>
-        <w:rPr>
-          <w:rFonts w:ascii="Arial" w:hAnsi="Arial" w:cs="Arial"/>
-          <w:sz w:val="20"/>
-          <w:szCs w:val="20"/>
-        </w:rPr>
-        <w:t>3</w:t>
-      </w:r>
-      <w:r>
-        <w:rPr>
-          <w:rFonts w:ascii="Arial" w:hAnsi="Arial" w:cs="Arial"/>
-          <w:sz w:val="20"/>
-          <w:szCs w:val="20"/>
-        </w:rPr>
-        <w:t xml:space="preserve">.0 – </w:t>
-      </w:r>
-      <w:r>
-        <w:rPr>
-          <w:rFonts w:ascii="Arial" w:hAnsi="Arial" w:cs="Arial"/>
-          <w:sz w:val="20"/>
-          <w:szCs w:val="20"/>
-        </w:rPr>
-        <w:t>05</w:t>
-      </w:r>
-      <w:r>
-        <w:rPr>
-          <w:rFonts w:ascii="Arial" w:hAnsi="Arial" w:cs="Arial"/>
-          <w:sz w:val="20"/>
-          <w:szCs w:val="20"/>
-        </w:rPr>
-        <w:t>/202</w:t>
-      </w:r>
-      <w:r>
-        <w:rPr>
-          <w:rFonts w:ascii="Arial" w:hAnsi="Arial" w:cs="Arial"/>
-          <w:sz w:val="20"/>
-          <w:szCs w:val="20"/>
-        </w:rPr>
-        <w:t>6</w:t>
+        <w:t>Versão 3.0 – 05/2026</w:t>
       </w:r>
     </w:p>
     <w:p/>
@@ -5698,7 +5385,7 @@
 </file>
 
 <file path=word/endnotes.xml><?xml version="1.0" encoding="utf-8"?>
-<w:endnotes xmlns:wpc="http://schemas.microsoft.com/office/word/2010/wordprocessingCanvas" xmlns:cx="http://schemas.microsoft.com/office/drawing/2014/chartex" xmlns:cx1="http://schemas.microsoft.com/office/drawing/2015/9/8/chartex" xmlns:cx2="http://schemas.microsoft.com/office/drawing/2015/10/21/chartex" xmlns:cx3="http://schemas.microsoft.com/office/drawing/2016/5/9/chartex" xmlns:cx4="http://schemas.microsoft.com/office/drawing/2016/5/10/chartex" xmlns:cx5="http://schemas.microsoft.com/office/drawing/2016/5/11/chartex" xmlns:cx6="http://schemas.microsoft.com/office/drawing/2016/5/12/chartex" xmlns:cx7="http://schemas.microsoft.com/office/drawing/2016/5/13/chartex" xmlns:cx8="http://schemas.microsoft.com/office/drawing/2016/5/14/chartex" xmlns:mc="http://schemas.openxmlformats.org/markup-compatibility/2006" xmlns:aink="http://schemas.microsoft.com/office/drawing/2016/ink" xmlns:am3d="http://schemas.microsoft.com/office/drawing/2017/model3d" xmlns:o="urn:schemas-microsoft-com:office:office" xmlns:oel="http://schemas.microsoft.com/office/2019/extlst" xmlns:r="http://schemas.openxmlformats.org/officeDocument/2006/relationships" xmlns:m="http://schemas.openxmlformats.org/officeDocument/2006/math" xmlns:v="urn:schemas-microsoft-com:vml" xmlns:wp14="http://schemas.microsoft.com/office/word/2010/wordprocessingDrawing" xmlns:wp="http://schemas.openxmlformats.org/drawingml/2006/wordprocessingDrawing" xmlns:w10="urn:schemas-microsoft-com:office:word" xmlns:w="http://schemas.openxmlformats.org/wordprocessingml/2006/main" xmlns:w14="http://schemas.microsoft.com/office/word/2010/wordml" xmlns:w15="http://schemas.microsoft.com/office/word/2012/wordml" xmlns:w16cex="http://schemas.microsoft.com/office/word/2018/wordml/cex" xmlns:w16cid="http://schemas.microsoft.com/office/word/2016/wordml/cid" xmlns:w16="http://schemas.microsoft.com/office/word/2018/wordml" xmlns:w16du="http://schemas.microsoft.com/office/word/2023/wordml/word16du" xmlns:w16sdtdh="http://schemas.microsoft.com/office/word/2020/wordml/sdtdatahash" xmlns:w16sdtfl="http://schemas.microsoft.com/office/word/2024/wordml/sdtformatlock" xmlns:w16se="http://schemas.microsoft.com/office/word/2015/wordml/symex" xmlns:wpg="http://schemas.microsoft.com/office/word/2010/wordprocessingGroup" xmlns:wpi="http://schemas.microsoft.com/office/word/2010/wordprocessingInk" xmlns:wne="http://schemas.microsoft.com/office/word/2006/wordml" xmlns:wps="http://schemas.microsoft.com/office/word/2010/wordprocessingShape" mc:Ignorable="w14 w15 w16se w16cid w16 w16cex w16sdtdh w16sdtfl w16du wp14">
+<w:endnotes xmlns:wpc="http://schemas.microsoft.com/office/word/2010/wordprocessingCanvas" xmlns:cx="http://schemas.microsoft.com/office/drawing/2014/chartex" xmlns:cx1="http://schemas.microsoft.com/office/drawing/2015/9/8/chartex" xmlns:cx2="http://schemas.microsoft.com/office/drawing/2015/10/21/chartex" xmlns:cx3="http://schemas.microsoft.com/office/drawing/2016/5/9/chartex" xmlns:cx4="http://schemas.microsoft.com/office/drawing/2016/5/10/chartex" xmlns:cx5="http://schemas.microsoft.com/office/drawing/2016/5/11/chartex" xmlns:cx6="http://schemas.microsoft.com/office/drawing/2016/5/12/chartex" xmlns:cx7="http://schemas.microsoft.com/office/drawing/2016/5/13/chartex" xmlns:cx8="http://schemas.microsoft.com/office/drawing/2016/5/14/chartex" xmlns:mc="http://schemas.openxmlformats.org/markup-compatibility/2006" xmlns:aink="http://schemas.microsoft.com/office/drawing/2016/ink" xmlns:am3d="http://schemas.microsoft.com/office/drawing/2017/model3d" xmlns:o="urn:schemas-microsoft-com:office:office" xmlns:r="http://schemas.openxmlformats.org/officeDocument/2006/relationships" xmlns:m="http://schemas.openxmlformats.org/officeDocument/2006/math" xmlns:v="urn:schemas-microsoft-com:vml" xmlns:wp14="http://schemas.microsoft.com/office/word/2010/wordprocessingDrawing" xmlns:wp="http://schemas.openxmlformats.org/drawingml/2006/wordprocessingDrawing" xmlns:w10="urn:schemas-microsoft-com:office:word" xmlns:w="http://schemas.openxmlformats.org/wordprocessingml/2006/main" xmlns:w14="http://schemas.microsoft.com/office/word/2010/wordml" xmlns:w15="http://schemas.microsoft.com/office/word/2012/wordml" xmlns:w16cid="http://schemas.microsoft.com/office/word/2016/wordml/cid" xmlns:w16se="http://schemas.microsoft.com/office/word/2015/wordml/symex" xmlns:wpg="http://schemas.microsoft.com/office/word/2010/wordprocessingGroup" xmlns:wpi="http://schemas.microsoft.com/office/word/2010/wordprocessingInk" xmlns:wne="http://schemas.microsoft.com/office/word/2006/wordml" xmlns:wps="http://schemas.microsoft.com/office/word/2010/wordprocessingShape" mc:Ignorable="w14 w15 w16se w16cid wp14">
   <w:endnote w:type="separator" w:id="-1">
     <w:p>
       <w:pPr>
@@ -5723,7 +5410,7 @@
 </file>
 
 <file path=word/footer1.xml><?xml version="1.0" encoding="utf-8"?>
-<w:ftr xmlns:wpc="http://schemas.microsoft.com/office/word/2010/wordprocessingCanvas" xmlns:cx="http://schemas.microsoft.com/office/drawing/2014/chartex" xmlns:cx1="http://schemas.microsoft.com/office/drawing/2015/9/8/chartex" xmlns:cx2="http://schemas.microsoft.com/office/drawing/2015/10/21/chartex" xmlns:cx3="http://schemas.microsoft.com/office/drawing/2016/5/9/chartex" xmlns:cx4="http://schemas.microsoft.com/office/drawing/2016/5/10/chartex" xmlns:cx5="http://schemas.microsoft.com/office/drawing/2016/5/11/chartex" xmlns:cx6="http://schemas.microsoft.com/office/drawing/2016/5/12/chartex" xmlns:cx7="http://schemas.microsoft.com/office/drawing/2016/5/13/chartex" xmlns:cx8="http://schemas.microsoft.com/office/drawing/2016/5/14/chartex" xmlns:mc="http://schemas.openxmlformats.org/markup-compatibility/2006" xmlns:aink="http://schemas.microsoft.com/office/drawing/2016/ink" xmlns:am3d="http://schemas.microsoft.com/office/drawing/2017/model3d" xmlns:o="urn:schemas-microsoft-com:office:office" xmlns:oel="http://schemas.microsoft.com/office/2019/extlst" xmlns:r="http://schemas.openxmlformats.org/officeDocument/2006/relationships" xmlns:m="http://schemas.openxmlformats.org/officeDocument/2006/math" xmlns:v="urn:schemas-microsoft-com:vml" xmlns:wp14="http://schemas.microsoft.com/office/word/2010/wordprocessingDrawing" xmlns:wp="http://schemas.openxmlformats.org/drawingml/2006/wordprocessingDrawing" xmlns:w10="urn:schemas-microsoft-com:office:word" xmlns:w="http://schemas.openxmlformats.org/wordprocessingml/2006/main" xmlns:w14="http://schemas.microsoft.com/office/word/2010/wordml" xmlns:w15="http://schemas.microsoft.com/office/word/2012/wordml" xmlns:w16cex="http://schemas.microsoft.com/office/word/2018/wordml/cex" xmlns:w16cid="http://schemas.microsoft.com/office/word/2016/wordml/cid" xmlns:w16="http://schemas.microsoft.com/office/word/2018/wordml" xmlns:w16du="http://schemas.microsoft.com/office/word/2023/wordml/word16du" xmlns:w16sdtdh="http://schemas.microsoft.com/office/word/2020/wordml/sdtdatahash" xmlns:w16sdtfl="http://schemas.microsoft.com/office/word/2024/wordml/sdtformatlock" xmlns:w16se="http://schemas.microsoft.com/office/word/2015/wordml/symex" xmlns:wpg="http://schemas.microsoft.com/office/word/2010/wordprocessingGroup" xmlns:wpi="http://schemas.microsoft.com/office/word/2010/wordprocessingInk" xmlns:wne="http://schemas.microsoft.com/office/word/2006/wordml" xmlns:wps="http://schemas.microsoft.com/office/word/2010/wordprocessingShape" mc:Ignorable="w14 w15 w16se w16cid w16 w16cex w16sdtdh w16sdtfl w16du wp14">
+<w:ftr xmlns:wpc="http://schemas.microsoft.com/office/word/2010/wordprocessingCanvas" xmlns:cx="http://schemas.microsoft.com/office/drawing/2014/chartex" xmlns:cx1="http://schemas.microsoft.com/office/drawing/2015/9/8/chartex" xmlns:cx2="http://schemas.microsoft.com/office/drawing/2015/10/21/chartex" xmlns:cx3="http://schemas.microsoft.com/office/drawing/2016/5/9/chartex" xmlns:cx4="http://schemas.microsoft.com/office/drawing/2016/5/10/chartex" xmlns:cx5="http://schemas.microsoft.com/office/drawing/2016/5/11/chartex" xmlns:cx6="http://schemas.microsoft.com/office/drawing/2016/5/12/chartex" xmlns:cx7="http://schemas.microsoft.com/office/drawing/2016/5/13/chartex" xmlns:cx8="http://schemas.microsoft.com/office/drawing/2016/5/14/chartex" xmlns:mc="http://schemas.openxmlformats.org/markup-compatibility/2006" xmlns:aink="http://schemas.microsoft.com/office/drawing/2016/ink" xmlns:am3d="http://schemas.microsoft.com/office/drawing/2017/model3d" xmlns:o="urn:schemas-microsoft-com:office:office" xmlns:r="http://schemas.openxmlformats.org/officeDocument/2006/relationships" xmlns:m="http://schemas.openxmlformats.org/officeDocument/2006/math" xmlns:v="urn:schemas-microsoft-com:vml" xmlns:wp14="http://schemas.microsoft.com/office/word/2010/wordprocessingDrawing" xmlns:wp="http://schemas.openxmlformats.org/drawingml/2006/wordprocessingDrawing" xmlns:w10="urn:schemas-microsoft-com:office:word" xmlns:w="http://schemas.openxmlformats.org/wordprocessingml/2006/main" xmlns:w14="http://schemas.microsoft.com/office/word/2010/wordml" xmlns:w15="http://schemas.microsoft.com/office/word/2012/wordml" xmlns:w16cid="http://schemas.microsoft.com/office/word/2016/wordml/cid" xmlns:w16se="http://schemas.microsoft.com/office/word/2015/wordml/symex" xmlns:wpg="http://schemas.microsoft.com/office/word/2010/wordprocessingGroup" xmlns:wpi="http://schemas.microsoft.com/office/word/2010/wordprocessingInk" xmlns:wne="http://schemas.microsoft.com/office/word/2006/wordml" xmlns:wps="http://schemas.microsoft.com/office/word/2010/wordprocessingShape" mc:Ignorable="w14 w15 w16se w16cid wp14">
   <w:tbl>
     <w:tblPr>
       <w:tblW w:w="0" w:type="auto"/>
@@ -5783,7 +5470,7 @@
 </file>
 
 <file path=word/footnotes.xml><?xml version="1.0" encoding="utf-8"?>
-<w:footnotes xmlns:wpc="http://schemas.microsoft.com/office/word/2010/wordprocessingCanvas" xmlns:cx="http://schemas.microsoft.com/office/drawing/2014/chartex" xmlns:cx1="http://schemas.microsoft.com/office/drawing/2015/9/8/chartex" xmlns:cx2="http://schemas.microsoft.com/office/drawing/2015/10/21/chartex" xmlns:cx3="http://schemas.microsoft.com/office/drawing/2016/5/9/chartex" xmlns:cx4="http://schemas.microsoft.com/office/drawing/2016/5/10/chartex" xmlns:cx5="http://schemas.microsoft.com/office/drawing/2016/5/11/chartex" xmlns:cx6="http://schemas.microsoft.com/office/drawing/2016/5/12/chartex" xmlns:cx7="http://schemas.microsoft.com/office/drawing/2016/5/13/chartex" xmlns:cx8="http://schemas.microsoft.com/office/drawing/2016/5/14/chartex" xmlns:mc="http://schemas.openxmlformats.org/markup-compatibility/2006" xmlns:aink="http://schemas.microsoft.com/office/drawing/2016/ink" xmlns:am3d="http://schemas.microsoft.com/office/drawing/2017/model3d" xmlns:o="urn:schemas-microsoft-com:office:office" xmlns:oel="http://schemas.microsoft.com/office/2019/extlst" xmlns:r="http://schemas.openxmlformats.org/officeDocument/2006/relationships" xmlns:m="http://schemas.openxmlformats.org/officeDocument/2006/math" xmlns:v="urn:schemas-microsoft-com:vml" xmlns:wp14="http://schemas.microsoft.com/office/word/2010/wordprocessingDrawing" xmlns:wp="http://schemas.openxmlformats.org/drawingml/2006/wordprocessingDrawing" xmlns:w10="urn:schemas-microsoft-com:office:word" xmlns:w="http://schemas.openxmlformats.org/wordprocessingml/2006/main" xmlns:w14="http://schemas.microsoft.com/office/word/2010/wordml" xmlns:w15="http://schemas.microsoft.com/office/word/2012/wordml" xmlns:w16cex="http://schemas.microsoft.com/office/word/2018/wordml/cex" xmlns:w16cid="http://schemas.microsoft.com/office/word/2016/wordml/cid" xmlns:w16="http://schemas.microsoft.com/office/word/2018/wordml" xmlns:w16du="http://schemas.microsoft.com/office/word/2023/wordml/word16du" xmlns:w16sdtdh="http://schemas.microsoft.com/office/word/2020/wordml/sdtdatahash" xmlns:w16sdtfl="http://schemas.microsoft.com/office/word/2024/wordml/sdtformatlock" xmlns:w16se="http://schemas.microsoft.com/office/word/2015/wordml/symex" xmlns:wpg="http://schemas.microsoft.com/office/word/2010/wordprocessingGroup" xmlns:wpi="http://schemas.microsoft.com/office/word/2010/wordprocessingInk" xmlns:wne="http://schemas.microsoft.com/office/word/2006/wordml" xmlns:wps="http://schemas.microsoft.com/office/word/2010/wordprocessingShape" mc:Ignorable="w14 w15 w16se w16cid w16 w16cex w16sdtdh w16sdtfl w16du wp14">
+<w:footnotes xmlns:wpc="http://schemas.microsoft.com/office/word/2010/wordprocessingCanvas" xmlns:cx="http://schemas.microsoft.com/office/drawing/2014/chartex" xmlns:cx1="http://schemas.microsoft.com/office/drawing/2015/9/8/chartex" xmlns:cx2="http://schemas.microsoft.com/office/drawing/2015/10/21/chartex" xmlns:cx3="http://schemas.microsoft.com/office/drawing/2016/5/9/chartex" xmlns:cx4="http://schemas.microsoft.com/office/drawing/2016/5/10/chartex" xmlns:cx5="http://schemas.microsoft.com/office/drawing/2016/5/11/chartex" xmlns:cx6="http://schemas.microsoft.com/office/drawing/2016/5/12/chartex" xmlns:cx7="http://schemas.microsoft.com/office/drawing/2016/5/13/chartex" xmlns:cx8="http://schemas.microsoft.com/office/drawing/2016/5/14/chartex" xmlns:mc="http://schemas.openxmlformats.org/markup-compatibility/2006" xmlns:aink="http://schemas.microsoft.com/office/drawing/2016/ink" xmlns:am3d="http://schemas.microsoft.com/office/drawing/2017/model3d" xmlns:o="urn:schemas-microsoft-com:office:office" xmlns:r="http://schemas.openxmlformats.org/officeDocument/2006/relationships" xmlns:m="http://schemas.openxmlformats.org/officeDocument/2006/math" xmlns:v="urn:schemas-microsoft-com:vml" xmlns:wp14="http://schemas.microsoft.com/office/word/2010/wordprocessingDrawing" xmlns:wp="http://schemas.openxmlformats.org/drawingml/2006/wordprocessingDrawing" xmlns:w10="urn:schemas-microsoft-com:office:word" xmlns:w="http://schemas.openxmlformats.org/wordprocessingml/2006/main" xmlns:w14="http://schemas.microsoft.com/office/word/2010/wordml" xmlns:w15="http://schemas.microsoft.com/office/word/2012/wordml" xmlns:w16cid="http://schemas.microsoft.com/office/word/2016/wordml/cid" xmlns:w16se="http://schemas.microsoft.com/office/word/2015/wordml/symex" xmlns:wpg="http://schemas.microsoft.com/office/word/2010/wordprocessingGroup" xmlns:wpi="http://schemas.microsoft.com/office/word/2010/wordprocessingInk" xmlns:wne="http://schemas.microsoft.com/office/word/2006/wordml" xmlns:wps="http://schemas.microsoft.com/office/word/2010/wordprocessingShape" mc:Ignorable="w14 w15 w16se w16cid wp14">
   <w:footnote w:type="separator" w:id="-1">
     <w:p>
       <w:pPr>
@@ -5808,7 +5495,7 @@
 </file>
 
 <file path=word/header1.xml><?xml version="1.0" encoding="utf-8"?>
-<w:hdr xmlns:wpc="http://schemas.microsoft.com/office/word/2010/wordprocessingCanvas" xmlns:cx="http://schemas.microsoft.com/office/drawing/2014/chartex" xmlns:cx1="http://schemas.microsoft.com/office/drawing/2015/9/8/chartex" xmlns:cx2="http://schemas.microsoft.com/office/drawing/2015/10/21/chartex" xmlns:cx3="http://schemas.microsoft.com/office/drawing/2016/5/9/chartex" xmlns:cx4="http://schemas.microsoft.com/office/drawing/2016/5/10/chartex" xmlns:cx5="http://schemas.microsoft.com/office/drawing/2016/5/11/chartex" xmlns:cx6="http://schemas.microsoft.com/office/drawing/2016/5/12/chartex" xmlns:cx7="http://schemas.microsoft.com/office/drawing/2016/5/13/chartex" xmlns:cx8="http://schemas.microsoft.com/office/drawing/2016/5/14/chartex" xmlns:mc="http://schemas.openxmlformats.org/markup-compatibility/2006" xmlns:aink="http://schemas.microsoft.com/office/drawing/2016/ink" xmlns:am3d="http://schemas.microsoft.com/office/drawing/2017/model3d" xmlns:o="urn:schemas-microsoft-com:office:office" xmlns:oel="http://schemas.microsoft.com/office/2019/extlst" xmlns:r="http://schemas.openxmlformats.org/officeDocument/2006/relationships" xmlns:m="http://schemas.openxmlformats.org/officeDocument/2006/math" xmlns:v="urn:schemas-microsoft-com:vml" xmlns:wp14="http://schemas.microsoft.com/office/word/2010/wordprocessingDrawing" xmlns:wp="http://schemas.openxmlformats.org/drawingml/2006/wordprocessingDrawing" xmlns:w10="urn:schemas-microsoft-com:office:word" xmlns:w="http://schemas.openxmlformats.org/wordprocessingml/2006/main" xmlns:w14="http://schemas.microsoft.com/office/word/2010/wordml" xmlns:w15="http://schemas.microsoft.com/office/word/2012/wordml" xmlns:w16cex="http://schemas.microsoft.com/office/word/2018/wordml/cex" xmlns:w16cid="http://schemas.microsoft.com/office/word/2016/wordml/cid" xmlns:w16="http://schemas.microsoft.com/office/word/2018/wordml" xmlns:w16du="http://schemas.microsoft.com/office/word/2023/wordml/word16du" xmlns:w16sdtdh="http://schemas.microsoft.com/office/word/2020/wordml/sdtdatahash" xmlns:w16sdtfl="http://schemas.microsoft.com/office/word/2024/wordml/sdtformatlock" xmlns:w16se="http://schemas.microsoft.com/office/word/2015/wordml/symex" xmlns:wpg="http://schemas.microsoft.com/office/word/2010/wordprocessingGroup" xmlns:wpi="http://schemas.microsoft.com/office/word/2010/wordprocessingInk" xmlns:wne="http://schemas.microsoft.com/office/word/2006/wordml" xmlns:wps="http://schemas.microsoft.com/office/word/2010/wordprocessingShape" mc:Ignorable="w14 w15 w16se w16cid w16 w16cex w16sdtdh w16sdtfl w16du wp14">
+<w:hdr xmlns:wpc="http://schemas.microsoft.com/office/word/2010/wordprocessingCanvas" xmlns:cx="http://schemas.microsoft.com/office/drawing/2014/chartex" xmlns:cx1="http://schemas.microsoft.com/office/drawing/2015/9/8/chartex" xmlns:cx2="http://schemas.microsoft.com/office/drawing/2015/10/21/chartex" xmlns:cx3="http://schemas.microsoft.com/office/drawing/2016/5/9/chartex" xmlns:cx4="http://schemas.microsoft.com/office/drawing/2016/5/10/chartex" xmlns:cx5="http://schemas.microsoft.com/office/drawing/2016/5/11/chartex" xmlns:cx6="http://schemas.microsoft.com/office/drawing/2016/5/12/chartex" xmlns:cx7="http://schemas.microsoft.com/office/drawing/2016/5/13/chartex" xmlns:cx8="http://schemas.microsoft.com/office/drawing/2016/5/14/chartex" xmlns:mc="http://schemas.openxmlformats.org/markup-compatibility/2006" xmlns:aink="http://schemas.microsoft.com/office/drawing/2016/ink" xmlns:am3d="http://schemas.microsoft.com/office/drawing/2017/model3d" xmlns:o="urn:schemas-microsoft-com:office:office" xmlns:r="http://schemas.openxmlformats.org/officeDocument/2006/relationships" xmlns:m="http://schemas.openxmlformats.org/officeDocument/2006/math" xmlns:v="urn:schemas-microsoft-com:vml" xmlns:wp14="http://schemas.microsoft.com/office/word/2010/wordprocessingDrawing" xmlns:wp="http://schemas.openxmlformats.org/drawingml/2006/wordprocessingDrawing" xmlns:w10="urn:schemas-microsoft-com:office:word" xmlns:w="http://schemas.openxmlformats.org/wordprocessingml/2006/main" xmlns:w14="http://schemas.microsoft.com/office/word/2010/wordml" xmlns:w15="http://schemas.microsoft.com/office/word/2012/wordml" xmlns:w16cid="http://schemas.microsoft.com/office/word/2016/wordml/cid" xmlns:w16se="http://schemas.microsoft.com/office/word/2015/wordml/symex" xmlns:wpg="http://schemas.microsoft.com/office/word/2010/wordprocessingGroup" xmlns:wpi="http://schemas.microsoft.com/office/word/2010/wordprocessingInk" xmlns:wne="http://schemas.microsoft.com/office/word/2006/wordml" xmlns:wps="http://schemas.microsoft.com/office/word/2010/wordprocessingShape" mc:Ignorable="w14 w15 w16se w16cid wp14">
   <w:p>
     <w:pPr>
       <w:pStyle w:val="Cabealho"/>
@@ -5878,7 +5565,7 @@
 </file>
 
 <file path=word/numbering.xml><?xml version="1.0" encoding="utf-8"?>
-<w:numbering xmlns:wpc="http://schemas.microsoft.com/office/word/2010/wordprocessingCanvas" xmlns:cx="http://schemas.microsoft.com/office/drawing/2014/chartex" xmlns:cx1="http://schemas.microsoft.com/office/drawing/2015/9/8/chartex" xmlns:cx2="http://schemas.microsoft.com/office/drawing/2015/10/21/chartex" xmlns:cx3="http://schemas.microsoft.com/office/drawing/2016/5/9/chartex" xmlns:cx4="http://schemas.microsoft.com/office/drawing/2016/5/10/chartex" xmlns:cx5="http://schemas.microsoft.com/office/drawing/2016/5/11/chartex" xmlns:cx6="http://schemas.microsoft.com/office/drawing/2016/5/12/chartex" xmlns:cx7="http://schemas.microsoft.com/office/drawing/2016/5/13/chartex" xmlns:cx8="http://schemas.microsoft.com/office/drawing/2016/5/14/chartex" xmlns:mc="http://schemas.openxmlformats.org/markup-compatibility/2006" xmlns:aink="http://schemas.microsoft.com/office/drawing/2016/ink" xmlns:am3d="http://schemas.microsoft.com/office/drawing/2017/model3d" xmlns:o="urn:schemas-microsoft-com:office:office" xmlns:oel="http://schemas.microsoft.com/office/2019/extlst" xmlns:r="http://schemas.openxmlformats.org/officeDocument/2006/relationships" xmlns:m="http://schemas.openxmlformats.org/officeDocument/2006/math" xmlns:v="urn:schemas-microsoft-com:vml" xmlns:wp14="http://schemas.microsoft.com/office/word/2010/wordprocessingDrawing" xmlns:wp="http://schemas.openxmlformats.org/drawingml/2006/wordprocessingDrawing" xmlns:w10="urn:schemas-microsoft-com:office:word" xmlns:w="http://schemas.openxmlformats.org/wordprocessingml/2006/main" xmlns:w14="http://schemas.microsoft.com/office/word/2010/wordml" xmlns:w15="http://schemas.microsoft.com/office/word/2012/wordml" xmlns:w16cex="http://schemas.microsoft.com/office/word/2018/wordml/cex" xmlns:w16cid="http://schemas.microsoft.com/office/word/2016/wordml/cid" xmlns:w16="http://schemas.microsoft.com/office/word/2018/wordml" xmlns:w16du="http://schemas.microsoft.com/office/word/2023/wordml/word16du" xmlns:w16sdtdh="http://schemas.microsoft.com/office/word/2020/wordml/sdtdatahash" xmlns:w16sdtfl="http://schemas.microsoft.com/office/word/2024/wordml/sdtformatlock" xmlns:w16se="http://schemas.microsoft.com/office/word/2015/wordml/symex" xmlns:wpg="http://schemas.microsoft.com/office/word/2010/wordprocessingGroup" xmlns:wpi="http://schemas.microsoft.com/office/word/2010/wordprocessingInk" xmlns:wne="http://schemas.microsoft.com/office/word/2006/wordml" xmlns:wps="http://schemas.microsoft.com/office/word/2010/wordprocessingShape" mc:Ignorable="w14 w15 w16se w16cid w16 w16cex w16sdtdh w16sdtfl w16du wp14">
+<w:numbering xmlns:wpc="http://schemas.microsoft.com/office/word/2010/wordprocessingCanvas" xmlns:cx="http://schemas.microsoft.com/office/drawing/2014/chartex" xmlns:cx1="http://schemas.microsoft.com/office/drawing/2015/9/8/chartex" xmlns:cx2="http://schemas.microsoft.com/office/drawing/2015/10/21/chartex" xmlns:cx3="http://schemas.microsoft.com/office/drawing/2016/5/9/chartex" xmlns:cx4="http://schemas.microsoft.com/office/drawing/2016/5/10/chartex" xmlns:cx5="http://schemas.microsoft.com/office/drawing/2016/5/11/chartex" xmlns:cx6="http://schemas.microsoft.com/office/drawing/2016/5/12/chartex" xmlns:cx7="http://schemas.microsoft.com/office/drawing/2016/5/13/chartex" xmlns:cx8="http://schemas.microsoft.com/office/drawing/2016/5/14/chartex" xmlns:mc="http://schemas.openxmlformats.org/markup-compatibility/2006" xmlns:aink="http://schemas.microsoft.com/office/drawing/2016/ink" xmlns:am3d="http://schemas.microsoft.com/office/drawing/2017/model3d" xmlns:o="urn:schemas-microsoft-com:office:office" xmlns:r="http://schemas.openxmlformats.org/officeDocument/2006/relationships" xmlns:m="http://schemas.openxmlformats.org/officeDocument/2006/math" xmlns:v="urn:schemas-microsoft-com:vml" xmlns:wp14="http://schemas.microsoft.com/office/word/2010/wordprocessingDrawing" xmlns:wp="http://schemas.openxmlformats.org/drawingml/2006/wordprocessingDrawing" xmlns:w10="urn:schemas-microsoft-com:office:word" xmlns:w="http://schemas.openxmlformats.org/wordprocessingml/2006/main" xmlns:w14="http://schemas.microsoft.com/office/word/2010/wordml" xmlns:w15="http://schemas.microsoft.com/office/word/2012/wordml" xmlns:w16cid="http://schemas.microsoft.com/office/word/2016/wordml/cid" xmlns:w16se="http://schemas.microsoft.com/office/word/2015/wordml/symex" xmlns:wpg="http://schemas.microsoft.com/office/word/2010/wordprocessingGroup" xmlns:wpi="http://schemas.microsoft.com/office/word/2010/wordprocessingInk" xmlns:wne="http://schemas.microsoft.com/office/word/2006/wordml" xmlns:wps="http://schemas.microsoft.com/office/word/2010/wordprocessingShape" mc:Ignorable="w14 w15 w16se w16cid wp14">
   <w:abstractNum w:abstractNumId="0" w15:restartNumberingAfterBreak="0">
     <w:nsid w:val="17913EB3"/>
     <w:multiLevelType w:val="multilevel"/>
@@ -6530,29 +6217,29 @@
       </w:rPr>
     </w:lvl>
   </w:abstractNum>
-  <w:num w:numId="1" w16cid:durableId="897862257">
+  <w:num w:numId="1">
     <w:abstractNumId w:val="0"/>
   </w:num>
-  <w:num w:numId="2" w16cid:durableId="466432218">
+  <w:num w:numId="2">
     <w:abstractNumId w:val="4"/>
   </w:num>
-  <w:num w:numId="3" w16cid:durableId="1873836541">
+  <w:num w:numId="3">
     <w:abstractNumId w:val="1"/>
   </w:num>
-  <w:num w:numId="4" w16cid:durableId="1385329436">
+  <w:num w:numId="4">
     <w:abstractNumId w:val="2"/>
   </w:num>
-  <w:num w:numId="5" w16cid:durableId="810824638">
+  <w:num w:numId="5">
     <w:abstractNumId w:val="3"/>
   </w:num>
-  <w:num w:numId="6" w16cid:durableId="663050581">
+  <w:num w:numId="6">
     <w:abstractNumId w:val="5"/>
   </w:num>
 </w:numbering>
 </file>
 
 <file path=word/styles.xml><?xml version="1.0" encoding="utf-8"?>
-<w:styles xmlns:mc="http://schemas.openxmlformats.org/markup-compatibility/2006" xmlns:r="http://schemas.openxmlformats.org/officeDocument/2006/relationships" xmlns:w="http://schemas.openxmlformats.org/wordprocessingml/2006/main" xmlns:w14="http://schemas.microsoft.com/office/word/2010/wordml" xmlns:w15="http://schemas.microsoft.com/office/word/2012/wordml" xmlns:w16cex="http://schemas.microsoft.com/office/word/2018/wordml/cex" xmlns:w16cid="http://schemas.microsoft.com/office/word/2016/wordml/cid" xmlns:w16="http://schemas.microsoft.com/office/word/2018/wordml" xmlns:w16du="http://schemas.microsoft.com/office/word/2023/wordml/word16du" xmlns:w16sdtdh="http://schemas.microsoft.com/office/word/2020/wordml/sdtdatahash" xmlns:w16sdtfl="http://schemas.microsoft.com/office/word/2024/wordml/sdtformatlock" xmlns:w16se="http://schemas.microsoft.com/office/word/2015/wordml/symex" mc:Ignorable="w14 w15 w16se w16cid w16 w16cex w16sdtdh w16sdtfl w16du">
+<w:styles xmlns:mc="http://schemas.openxmlformats.org/markup-compatibility/2006" xmlns:r="http://schemas.openxmlformats.org/officeDocument/2006/relationships" xmlns:w="http://schemas.openxmlformats.org/wordprocessingml/2006/main" xmlns:w14="http://schemas.microsoft.com/office/word/2010/wordml" xmlns:w15="http://schemas.microsoft.com/office/word/2012/wordml" xmlns:w16cid="http://schemas.microsoft.com/office/word/2016/wordml/cid" xmlns:w16se="http://schemas.microsoft.com/office/word/2015/wordml/symex" mc:Ignorable="w14 w15 w16se w16cid">
   <w:docDefaults>
     <w:rPrDefault>
       <w:rPr>
@@ -6570,7 +6257,7 @@
       </w:pPr>
     </w:pPrDefault>
   </w:docDefaults>
-  <w:latentStyles w:defLockedState="0" w:defUIPriority="99" w:defSemiHidden="0" w:defUnhideWhenUsed="0" w:defQFormat="0" w:count="376">
+  <w:latentStyles w:defLockedState="0" w:defUIPriority="99" w:defSemiHidden="0" w:defUnhideWhenUsed="0" w:defQFormat="0" w:count="375">
     <w:lsdException w:name="Normal" w:uiPriority="0" w:qFormat="1"/>
     <w:lsdException w:name="heading 1" w:uiPriority="9" w:qFormat="1"/>
     <w:lsdException w:name="heading 2" w:semiHidden="1" w:uiPriority="9" w:unhideWhenUsed="1" w:qFormat="1"/>
@@ -6946,7 +6633,6 @@
     <w:lsdException w:name="Smart Hyperlink" w:semiHidden="1" w:unhideWhenUsed="1"/>
     <w:lsdException w:name="Hashtag" w:semiHidden="1" w:unhideWhenUsed="1"/>
     <w:lsdException w:name="Unresolved Mention" w:semiHidden="1" w:unhideWhenUsed="1"/>
-    <w:lsdException w:name="Smart Link" w:semiHidden="1" w:unhideWhenUsed="1"/>
   </w:latentStyles>
   <w:style w:type="paragraph" w:default="1" w:styleId="Normal">
     <w:name w:val="Normal"/>
@@ -7164,6 +6850,7 @@
   <w:style w:type="character" w:default="1" w:styleId="Fontepargpadro">
     <w:name w:val="Default Paragraph Font"/>
     <w:uiPriority w:val="1"/>
+    <w:semiHidden/>
     <w:unhideWhenUsed/>
   </w:style>
   <w:style w:type="table" w:default="1" w:styleId="Tabelanormal">
@@ -8097,15 +7784,6 @@
 </file>
 
 <file path=customXml/item2.xml><?xml version="1.0" encoding="utf-8"?>
-<?mso-contentType ?>
-<FormTemplates xmlns="http://schemas.microsoft.com/sharepoint/v3/contenttype/forms">
-  <Display>DocumentLibraryForm</Display>
-  <Edit>DocumentLibraryForm</Edit>
-  <New>DocumentLibraryForm</New>
-</FormTemplates>
-</file>
-
-<file path=customXml/item3.xml><?xml version="1.0" encoding="utf-8"?>
 <p:properties xmlns:p="http://schemas.microsoft.com/office/2006/metadata/properties" xmlns:xsi="http://www.w3.org/2001/XMLSchema-instance" xmlns:pc="http://schemas.microsoft.com/office/infopath/2007/PartnerControls">
   <documentManagement>
     <lcf76f155ced4ddcb4097134ff3c332f xmlns="8ca2a57e-8138-4b57-956a-eb6e2c7049cc">
@@ -8114,6 +7792,15 @@
     <TaxCatchAll xmlns="1d2798d9-1030-4cc5-be7b-200f9e628651" xsi:nil="true"/>
   </documentManagement>
 </p:properties>
+</file>
+
+<file path=customXml/item3.xml><?xml version="1.0" encoding="utf-8"?>
+<?mso-contentType ?>
+<FormTemplates xmlns="http://schemas.microsoft.com/sharepoint/v3/contenttype/forms">
+  <Display>DocumentLibraryForm</Display>
+  <Edit>DocumentLibraryForm</Edit>
+  <New>DocumentLibraryForm</New>
+</FormTemplates>
 </file>
 
 <file path=customXml/itemProps1.xml><?xml version="1.0" encoding="utf-8"?>
@@ -8136,14 +7823,6 @@
 </file>
 
 <file path=customXml/itemProps2.xml><?xml version="1.0" encoding="utf-8"?>
-<ds:datastoreItem xmlns:ds="http://schemas.openxmlformats.org/officeDocument/2006/customXml" ds:itemID="{48DFB5F4-52F4-4628-91A3-77FC7DBF31CA}">
-  <ds:schemaRefs>
-    <ds:schemaRef ds:uri="http://schemas.microsoft.com/sharepoint/v3/contenttype/forms"/>
-  </ds:schemaRefs>
-</ds:datastoreItem>
-</file>
-
-<file path=customXml/itemProps3.xml><?xml version="1.0" encoding="utf-8"?>
 <ds:datastoreItem xmlns:ds="http://schemas.openxmlformats.org/officeDocument/2006/customXml" ds:itemID="{F4C3DEEC-2600-444B-9739-BAA4A738EA1E}">
   <ds:schemaRefs>
     <ds:schemaRef ds:uri="http://schemas.microsoft.com/office/2006/metadata/properties"/>
@@ -8152,4 +7831,12 @@
     <ds:schemaRef ds:uri="1d2798d9-1030-4cc5-be7b-200f9e628651"/>
   </ds:schemaRefs>
 </ds:datastoreItem>
+</file>
+
+<file path=customXml/itemProps3.xml><?xml version="1.0" encoding="utf-8"?>
+<ds:datastoreItem xmlns:ds="http://schemas.openxmlformats.org/officeDocument/2006/customXml" ds:itemID="{48DFB5F4-52F4-4628-91A3-77FC7DBF31CA}">
+  <ds:schemaRefs>
+    <ds:schemaRef ds:uri="http://schemas.microsoft.com/sharepoint/v3/contenttype/forms"/>
+  </ds:schemaRefs>
+</ds:datastoreItem>
 </file>
--- a/Documentos/Documento - Projeto de Extensão - COM Empresa - 2026_1.docx
+++ b/Documentos/Documento - Projeto de Extensão - COM Empresa - 2026_1.docx
@@ -381,8 +381,6 @@
               </w:rPr>
               <w:t>Zimmer</w:t>
             </w:r>
-            <w:bookmarkStart w:id="0" w:name="_GoBack"/>
-            <w:bookmarkEnd w:id="0"/>
             <w:proofErr w:type="spellEnd"/>
           </w:p>
         </w:tc>
@@ -493,8 +491,13 @@
               </w:rPr>
             </w:pPr>
             <w:r>
-              <w:t>23025479</w:t>
-            </w:r>
+              <w:t>2302547</w:t>
+            </w:r>
+            <w:r>
+              <w:t>6</w:t>
+            </w:r>
+            <w:bookmarkStart w:id="0" w:name="_GoBack"/>
+            <w:bookmarkEnd w:id="0"/>
           </w:p>
         </w:tc>
       </w:tr>
@@ -7549,6 +7552,17 @@
 </file>
 
 <file path=customXml/item1.xml><?xml version="1.0" encoding="utf-8"?>
+<p:properties xmlns:p="http://schemas.microsoft.com/office/2006/metadata/properties" xmlns:xsi="http://www.w3.org/2001/XMLSchema-instance" xmlns:pc="http://schemas.microsoft.com/office/infopath/2007/PartnerControls">
+  <documentManagement>
+    <lcf76f155ced4ddcb4097134ff3c332f xmlns="8ca2a57e-8138-4b57-956a-eb6e2c7049cc">
+      <Terms xmlns="http://schemas.microsoft.com/office/infopath/2007/PartnerControls"/>
+    </lcf76f155ced4ddcb4097134ff3c332f>
+    <TaxCatchAll xmlns="1d2798d9-1030-4cc5-be7b-200f9e628651" xsi:nil="true"/>
+  </documentManagement>
+</p:properties>
+</file>
+
+<file path=customXml/item2.xml><?xml version="1.0" encoding="utf-8"?>
 <ct:contentTypeSchema xmlns:ct="http://schemas.microsoft.com/office/2006/metadata/contentType" xmlns:ma="http://schemas.microsoft.com/office/2006/metadata/properties/metaAttributes" ct:_="" ma:_="" ma:contentTypeName="Documento" ma:contentTypeID="0x01010045364877AF745B4281652B53F43C594A" ma:contentTypeVersion="15" ma:contentTypeDescription="Crie um novo documento." ma:contentTypeScope="" ma:versionID="d0aca78f0edc9854d9577b32f48b226a">
   <xsd:schema xmlns:xsd="http://www.w3.org/2001/XMLSchema" xmlns:xs="http://www.w3.org/2001/XMLSchema" xmlns:p="http://schemas.microsoft.com/office/2006/metadata/properties" xmlns:ns2="1d2798d9-1030-4cc5-be7b-200f9e628651" xmlns:ns3="8ca2a57e-8138-4b57-956a-eb6e2c7049cc" targetNamespace="http://schemas.microsoft.com/office/2006/metadata/properties" ma:root="true" ma:fieldsID="4612fc6d25e147ba50590cbb4310a89d" ns2:_="" ns3:_="">
     <xsd:import namespace="1d2798d9-1030-4cc5-be7b-200f9e628651"/>
@@ -7783,17 +7797,6 @@
 </ct:contentTypeSchema>
 </file>
 
-<file path=customXml/item2.xml><?xml version="1.0" encoding="utf-8"?>
-<p:properties xmlns:p="http://schemas.microsoft.com/office/2006/metadata/properties" xmlns:xsi="http://www.w3.org/2001/XMLSchema-instance" xmlns:pc="http://schemas.microsoft.com/office/infopath/2007/PartnerControls">
-  <documentManagement>
-    <lcf76f155ced4ddcb4097134ff3c332f xmlns="8ca2a57e-8138-4b57-956a-eb6e2c7049cc">
-      <Terms xmlns="http://schemas.microsoft.com/office/infopath/2007/PartnerControls"/>
-    </lcf76f155ced4ddcb4097134ff3c332f>
-    <TaxCatchAll xmlns="1d2798d9-1030-4cc5-be7b-200f9e628651" xsi:nil="true"/>
-  </documentManagement>
-</p:properties>
-</file>
-
 <file path=customXml/item3.xml><?xml version="1.0" encoding="utf-8"?>
 <?mso-contentType ?>
 <FormTemplates xmlns="http://schemas.microsoft.com/sharepoint/v3/contenttype/forms">
@@ -7804,6 +7807,17 @@
 </file>
 
 <file path=customXml/itemProps1.xml><?xml version="1.0" encoding="utf-8"?>
+<ds:datastoreItem xmlns:ds="http://schemas.openxmlformats.org/officeDocument/2006/customXml" ds:itemID="{F4C3DEEC-2600-444B-9739-BAA4A738EA1E}">
+  <ds:schemaRefs>
+    <ds:schemaRef ds:uri="http://schemas.microsoft.com/office/2006/metadata/properties"/>
+    <ds:schemaRef ds:uri="http://schemas.microsoft.com/office/infopath/2007/PartnerControls"/>
+    <ds:schemaRef ds:uri="8ca2a57e-8138-4b57-956a-eb6e2c7049cc"/>
+    <ds:schemaRef ds:uri="1d2798d9-1030-4cc5-be7b-200f9e628651"/>
+  </ds:schemaRefs>
+</ds:datastoreItem>
+</file>
+
+<file path=customXml/itemProps2.xml><?xml version="1.0" encoding="utf-8"?>
 <ds:datastoreItem xmlns:ds="http://schemas.openxmlformats.org/officeDocument/2006/customXml" ds:itemID="{05CF8F48-FB5F-4E20-B2D4-E9A2A1F67ED6}">
   <ds:schemaRefs>
     <ds:schemaRef ds:uri="http://schemas.microsoft.com/office/2006/metadata/contentType"/>
@@ -7822,17 +7836,6 @@
 </ds:datastoreItem>
 </file>
 
-<file path=customXml/itemProps2.xml><?xml version="1.0" encoding="utf-8"?>
-<ds:datastoreItem xmlns:ds="http://schemas.openxmlformats.org/officeDocument/2006/customXml" ds:itemID="{F4C3DEEC-2600-444B-9739-BAA4A738EA1E}">
-  <ds:schemaRefs>
-    <ds:schemaRef ds:uri="http://schemas.microsoft.com/office/2006/metadata/properties"/>
-    <ds:schemaRef ds:uri="http://schemas.microsoft.com/office/infopath/2007/PartnerControls"/>
-    <ds:schemaRef ds:uri="8ca2a57e-8138-4b57-956a-eb6e2c7049cc"/>
-    <ds:schemaRef ds:uri="1d2798d9-1030-4cc5-be7b-200f9e628651"/>
-  </ds:schemaRefs>
-</ds:datastoreItem>
-</file>
-
 <file path=customXml/itemProps3.xml><?xml version="1.0" encoding="utf-8"?>
 <ds:datastoreItem xmlns:ds="http://schemas.openxmlformats.org/officeDocument/2006/customXml" ds:itemID="{48DFB5F4-52F4-4628-91A3-77FC7DBF31CA}">
   <ds:schemaRefs>
